--- a/Documentación/TRABAJO DE TALLER 2.docx
+++ b/Documentación/TRABAJO DE TALLER 2.docx
@@ -1443,7 +1443,23 @@
                 <w:noProof/>
                 <w:color w:val="auto"/>
               </w:rPr>
-              <w:t>3.2 Descripción Funcional del Sistema</w:t>
+              <w:t>3.2 Descripción Fu</w:t>
+            </w:r>
+            <w:r>
+              <w:rPr>
+                <w:rStyle w:val="Hipervnculo"/>
+                <w:noProof/>
+                <w:color w:val="auto"/>
+              </w:rPr>
+              <w:t>n</w:t>
+            </w:r>
+            <w:r>
+              <w:rPr>
+                <w:rStyle w:val="Hipervnculo"/>
+                <w:noProof/>
+                <w:color w:val="auto"/>
+              </w:rPr>
+              <w:t>cional del Sistema</w:t>
             </w:r>
             <w:r>
               <w:rPr>
@@ -1526,7 +1542,23 @@
                 <w:noProof/>
                 <w:color w:val="auto"/>
               </w:rPr>
-              <w:t>3.3 Alcance del Sistema – Sprint 1 al Sprint 6</w:t>
+              <w:t>3.3 Alcance del</w:t>
+            </w:r>
+            <w:r>
+              <w:rPr>
+                <w:rStyle w:val="Hipervnculo"/>
+                <w:noProof/>
+                <w:color w:val="auto"/>
+              </w:rPr>
+              <w:t xml:space="preserve"> </w:t>
+            </w:r>
+            <w:r>
+              <w:rPr>
+                <w:rStyle w:val="Hipervnculo"/>
+                <w:noProof/>
+                <w:color w:val="auto"/>
+              </w:rPr>
+              <w:t>Sistema – Sprint 1 al Sprint 6</w:t>
             </w:r>
             <w:r>
               <w:rPr>
@@ -2340,7 +2372,25 @@
                 <w:color w:val="auto"/>
                 <w:lang w:val="es-PE"/>
               </w:rPr>
-              <w:t>5.3 Descripción de Pantallas Principales</w:t>
+              <w:t>5.3 Descripción de Pan</w:t>
+            </w:r>
+            <w:r>
+              <w:rPr>
+                <w:rStyle w:val="Hipervnculo"/>
+                <w:noProof/>
+                <w:color w:val="auto"/>
+                <w:lang w:val="es-PE"/>
+              </w:rPr>
+              <w:t>t</w:t>
+            </w:r>
+            <w:r>
+              <w:rPr>
+                <w:rStyle w:val="Hipervnculo"/>
+                <w:noProof/>
+                <w:color w:val="auto"/>
+                <w:lang w:val="es-PE"/>
+              </w:rPr>
+              <w:t>allas Principales</w:t>
             </w:r>
             <w:r>
               <w:rPr>
@@ -3315,7 +3365,23 @@
                 <w:noProof/>
                 <w:color w:val="auto"/>
               </w:rPr>
-              <w:t>8.2 Casos de Prueba Planificados</w:t>
+              <w:t>8.2 Casos de Pr</w:t>
+            </w:r>
+            <w:r>
+              <w:rPr>
+                <w:rStyle w:val="Hipervnculo"/>
+                <w:noProof/>
+                <w:color w:val="auto"/>
+              </w:rPr>
+              <w:t>u</w:t>
+            </w:r>
+            <w:r>
+              <w:rPr>
+                <w:rStyle w:val="Hipervnculo"/>
+                <w:noProof/>
+                <w:color w:val="auto"/>
+              </w:rPr>
+              <w:t>eba Planificados</w:t>
             </w:r>
             <w:r>
               <w:rPr>
@@ -3644,7 +3710,21 @@
                 <w:rStyle w:val="Hipervnculo"/>
                 <w:color w:val="auto"/>
               </w:rPr>
-              <w:t>9. VALIDACIÓN CON EL USUARIO</w:t>
+              <w:t xml:space="preserve">9. VALIDACIÓN </w:t>
+            </w:r>
+            <w:r>
+              <w:rPr>
+                <w:rStyle w:val="Hipervnculo"/>
+                <w:color w:val="auto"/>
+              </w:rPr>
+              <w:t>C</w:t>
+            </w:r>
+            <w:r>
+              <w:rPr>
+                <w:rStyle w:val="Hipervnculo"/>
+                <w:color w:val="auto"/>
+              </w:rPr>
+              <w:t>ON EL USUARIO</w:t>
             </w:r>
             <w:r>
               <w:rPr>
@@ -8169,9 +8249,10 @@
     </w:p>
     <w:p>
       <w:pPr>
+        <w:pStyle w:val="Prrafodelista"/>
         <w:numPr>
           <w:ilvl w:val="0"/>
-          <w:numId w:val="2"/>
+          <w:numId w:val="40"/>
         </w:numPr>
         <w:rPr>
           <w:rFonts w:ascii="Arial" w:hAnsi="Arial" w:cs="Arial"/>
@@ -8189,14 +8270,15 @@
           <w:szCs w:val="24"/>
           <w:lang w:val="es-PE"/>
         </w:rPr>
-        <w:t xml:space="preserve">Nombre científico y común </w:t>
-      </w:r>
-    </w:p>
-    <w:p>
-      <w:pPr>
+        <w:t xml:space="preserve">Galería de imágenes </w:t>
+      </w:r>
+    </w:p>
+    <w:p>
+      <w:pPr>
+        <w:pStyle w:val="Prrafodelista"/>
         <w:numPr>
           <w:ilvl w:val="0"/>
-          <w:numId w:val="2"/>
+          <w:numId w:val="40"/>
         </w:numPr>
         <w:rPr>
           <w:rFonts w:ascii="Arial" w:hAnsi="Arial" w:cs="Arial"/>
@@ -8214,14 +8296,15 @@
           <w:szCs w:val="24"/>
           <w:lang w:val="es-PE"/>
         </w:rPr>
-        <w:t xml:space="preserve">Familia botánica </w:t>
-      </w:r>
-    </w:p>
-    <w:p>
-      <w:pPr>
+        <w:t xml:space="preserve">Nombre científico y común </w:t>
+      </w:r>
+    </w:p>
+    <w:p>
+      <w:pPr>
+        <w:pStyle w:val="Prrafodelista"/>
         <w:numPr>
           <w:ilvl w:val="0"/>
-          <w:numId w:val="2"/>
+          <w:numId w:val="40"/>
         </w:numPr>
         <w:rPr>
           <w:rFonts w:ascii="Arial" w:hAnsi="Arial" w:cs="Arial"/>
@@ -8239,14 +8322,15 @@
           <w:szCs w:val="24"/>
           <w:lang w:val="es-PE"/>
         </w:rPr>
-        <w:t xml:space="preserve">Origen </w:t>
-      </w:r>
-    </w:p>
-    <w:p>
-      <w:pPr>
+        <w:t xml:space="preserve">Familia botánica </w:t>
+      </w:r>
+    </w:p>
+    <w:p>
+      <w:pPr>
+        <w:pStyle w:val="Prrafodelista"/>
         <w:numPr>
           <w:ilvl w:val="0"/>
-          <w:numId w:val="2"/>
+          <w:numId w:val="40"/>
         </w:numPr>
         <w:rPr>
           <w:rFonts w:ascii="Arial" w:hAnsi="Arial" w:cs="Arial"/>
@@ -8264,14 +8348,15 @@
           <w:szCs w:val="24"/>
           <w:lang w:val="es-PE"/>
         </w:rPr>
-        <w:t xml:space="preserve">Descripción morfológica </w:t>
-      </w:r>
-    </w:p>
-    <w:p>
-      <w:pPr>
+        <w:t xml:space="preserve">Origen </w:t>
+      </w:r>
+    </w:p>
+    <w:p>
+      <w:pPr>
+        <w:pStyle w:val="Prrafodelista"/>
         <w:numPr>
           <w:ilvl w:val="0"/>
-          <w:numId w:val="2"/>
+          <w:numId w:val="40"/>
         </w:numPr>
         <w:rPr>
           <w:rFonts w:ascii="Arial" w:hAnsi="Arial" w:cs="Arial"/>
@@ -8289,14 +8374,15 @@
           <w:szCs w:val="24"/>
           <w:lang w:val="es-PE"/>
         </w:rPr>
-        <w:t xml:space="preserve">Caracteres diagnósticos </w:t>
-      </w:r>
-    </w:p>
-    <w:p>
-      <w:pPr>
+        <w:t xml:space="preserve">Hábito de crecimiento </w:t>
+      </w:r>
+    </w:p>
+    <w:p>
+      <w:pPr>
+        <w:pStyle w:val="Prrafodelista"/>
         <w:numPr>
           <w:ilvl w:val="0"/>
-          <w:numId w:val="2"/>
+          <w:numId w:val="40"/>
         </w:numPr>
         <w:rPr>
           <w:rFonts w:ascii="Arial" w:hAnsi="Arial" w:cs="Arial"/>
@@ -8314,14 +8400,15 @@
           <w:szCs w:val="24"/>
           <w:lang w:val="es-PE"/>
         </w:rPr>
-        <w:t xml:space="preserve">Usos ornamentales </w:t>
-      </w:r>
-    </w:p>
-    <w:p>
-      <w:pPr>
+        <w:t xml:space="preserve">Caracteres diagnósticos </w:t>
+      </w:r>
+    </w:p>
+    <w:p>
+      <w:pPr>
+        <w:pStyle w:val="Prrafodelista"/>
         <w:numPr>
           <w:ilvl w:val="0"/>
-          <w:numId w:val="2"/>
+          <w:numId w:val="40"/>
         </w:numPr>
         <w:rPr>
           <w:rFonts w:ascii="Arial" w:hAnsi="Arial" w:cs="Arial"/>
@@ -8339,7 +8426,163 @@
           <w:szCs w:val="24"/>
           <w:lang w:val="es-PE"/>
         </w:rPr>
-        <w:t xml:space="preserve">Galería de imágenes </w:t>
+        <w:t xml:space="preserve">Tipo de flor y color de flor </w:t>
+      </w:r>
+    </w:p>
+    <w:p>
+      <w:pPr>
+        <w:pStyle w:val="Prrafodelista"/>
+        <w:numPr>
+          <w:ilvl w:val="0"/>
+          <w:numId w:val="40"/>
+        </w:numPr>
+        <w:rPr>
+          <w:rFonts w:ascii="Arial" w:hAnsi="Arial" w:cs="Arial"/>
+          <w:color w:val="auto"/>
+          <w:sz w:val="24"/>
+          <w:szCs w:val="24"/>
+          <w:lang w:val="es-PE"/>
+        </w:rPr>
+      </w:pPr>
+      <w:r>
+        <w:rPr>
+          <w:rFonts w:ascii="Arial" w:hAnsi="Arial" w:cs="Arial"/>
+          <w:color w:val="auto"/>
+          <w:sz w:val="24"/>
+          <w:szCs w:val="24"/>
+          <w:lang w:val="es-PE"/>
+        </w:rPr>
+        <w:t xml:space="preserve">Tipo de fruto y tipo de inflorescencia </w:t>
+      </w:r>
+    </w:p>
+    <w:p>
+      <w:pPr>
+        <w:pStyle w:val="Prrafodelista"/>
+        <w:numPr>
+          <w:ilvl w:val="0"/>
+          <w:numId w:val="40"/>
+        </w:numPr>
+        <w:rPr>
+          <w:rFonts w:ascii="Arial" w:hAnsi="Arial" w:cs="Arial"/>
+          <w:color w:val="auto"/>
+          <w:sz w:val="24"/>
+          <w:szCs w:val="24"/>
+          <w:lang w:val="es-PE"/>
+        </w:rPr>
+      </w:pPr>
+      <w:r>
+        <w:rPr>
+          <w:rFonts w:ascii="Arial" w:hAnsi="Arial" w:cs="Arial"/>
+          <w:color w:val="auto"/>
+          <w:sz w:val="24"/>
+          <w:szCs w:val="24"/>
+          <w:lang w:val="es-PE"/>
+        </w:rPr>
+        <w:t xml:space="preserve">Tipo de semilla y tipo de infrutescencia </w:t>
+      </w:r>
+    </w:p>
+    <w:p>
+      <w:pPr>
+        <w:pStyle w:val="Prrafodelista"/>
+        <w:numPr>
+          <w:ilvl w:val="0"/>
+          <w:numId w:val="40"/>
+        </w:numPr>
+        <w:rPr>
+          <w:rFonts w:ascii="Arial" w:hAnsi="Arial" w:cs="Arial"/>
+          <w:color w:val="auto"/>
+          <w:sz w:val="24"/>
+          <w:szCs w:val="24"/>
+          <w:lang w:val="es-PE"/>
+        </w:rPr>
+      </w:pPr>
+      <w:r>
+        <w:rPr>
+          <w:rFonts w:ascii="Arial" w:hAnsi="Arial" w:cs="Arial"/>
+          <w:color w:val="auto"/>
+          <w:sz w:val="24"/>
+          <w:szCs w:val="24"/>
+          <w:lang w:val="es-PE"/>
+        </w:rPr>
+        <w:t xml:space="preserve">Tipo y color de exudado </w:t>
+      </w:r>
+    </w:p>
+    <w:p>
+      <w:pPr>
+        <w:pStyle w:val="Prrafodelista"/>
+        <w:numPr>
+          <w:ilvl w:val="0"/>
+          <w:numId w:val="40"/>
+        </w:numPr>
+        <w:rPr>
+          <w:rFonts w:ascii="Arial" w:hAnsi="Arial" w:cs="Arial"/>
+          <w:color w:val="auto"/>
+          <w:sz w:val="24"/>
+          <w:szCs w:val="24"/>
+          <w:lang w:val="es-PE"/>
+        </w:rPr>
+      </w:pPr>
+      <w:r>
+        <w:rPr>
+          <w:rFonts w:ascii="Arial" w:hAnsi="Arial" w:cs="Arial"/>
+          <w:color w:val="auto"/>
+          <w:sz w:val="24"/>
+          <w:szCs w:val="24"/>
+          <w:lang w:val="es-PE"/>
+        </w:rPr>
+        <w:t xml:space="preserve">Valor ornamental </w:t>
+      </w:r>
+    </w:p>
+    <w:p>
+      <w:pPr>
+        <w:pStyle w:val="Prrafodelista"/>
+        <w:numPr>
+          <w:ilvl w:val="0"/>
+          <w:numId w:val="40"/>
+        </w:numPr>
+        <w:rPr>
+          <w:rFonts w:ascii="Arial" w:hAnsi="Arial" w:cs="Arial"/>
+          <w:color w:val="auto"/>
+          <w:sz w:val="24"/>
+          <w:szCs w:val="24"/>
+          <w:lang w:val="es-PE"/>
+        </w:rPr>
+      </w:pPr>
+      <w:r>
+        <w:rPr>
+          <w:rFonts w:ascii="Arial" w:hAnsi="Arial" w:cs="Arial"/>
+          <w:color w:val="auto"/>
+          <w:sz w:val="24"/>
+          <w:szCs w:val="24"/>
+          <w:lang w:val="es-PE"/>
+        </w:rPr>
+        <w:t xml:space="preserve">Descripción morfológica </w:t>
+      </w:r>
+    </w:p>
+    <w:p>
+      <w:pPr>
+        <w:pStyle w:val="Prrafodelista"/>
+        <w:numPr>
+          <w:ilvl w:val="0"/>
+          <w:numId w:val="40"/>
+        </w:numPr>
+        <w:rPr>
+          <w:rFonts w:ascii="Arial" w:hAnsi="Arial" w:cs="Arial"/>
+          <w:color w:val="auto"/>
+          <w:sz w:val="24"/>
+          <w:szCs w:val="24"/>
+          <w:lang w:val="es-PE"/>
+        </w:rPr>
+      </w:pPr>
+      <w:r>
+        <w:rPr>
+          <w:rFonts w:ascii="Arial" w:hAnsi="Arial" w:cs="Arial"/>
+          <w:color w:val="auto"/>
+          <w:sz w:val="24"/>
+          <w:szCs w:val="24"/>
+          <w:lang w:val="es-PE"/>
+        </w:rPr>
+        <w:t xml:space="preserve">Usos urbanos </w:t>
       </w:r>
     </w:p>
     <w:p>
@@ -8366,19 +8609,6 @@
     </w:p>
     <w:p>
       <w:pPr>
-        <w:ind w:left="360"/>
-        <w:rPr>
-          <w:rFonts w:ascii="Arial" w:hAnsi="Arial" w:cs="Arial"/>
-          <w:color w:val="auto"/>
-          <w:sz w:val="24"/>
-          <w:szCs w:val="24"/>
-          <w:lang w:val="es-PE"/>
-        </w:rPr>
-      </w:pPr>
-    </w:p>
-    <w:p>
-      <w:pPr>
-        <w:ind w:left="360"/>
         <w:rPr>
           <w:rFonts w:ascii="Arial" w:hAnsi="Arial" w:cs="Arial"/>
           <w:color w:val="auto"/>
@@ -8434,31 +8664,6 @@
           <w:lang w:val="es-PE"/>
         </w:rPr>
         <w:t>Este módulo constituye el núcleo funcional del sistema. Permitirá al usuario seleccionar características observables de una planta, tales como:</w:t>
-      </w:r>
-    </w:p>
-    <w:p>
-      <w:pPr>
-        <w:numPr>
-          <w:ilvl w:val="0"/>
-          <w:numId w:val="3"/>
-        </w:numPr>
-        <w:rPr>
-          <w:rFonts w:ascii="Arial" w:hAnsi="Arial" w:cs="Arial"/>
-          <w:color w:val="auto"/>
-          <w:sz w:val="24"/>
-          <w:szCs w:val="24"/>
-          <w:lang w:val="es-PE"/>
-        </w:rPr>
-      </w:pPr>
-      <w:r>
-        <w:rPr>
-          <w:rFonts w:ascii="Arial" w:hAnsi="Arial" w:cs="Arial"/>
-          <w:color w:val="auto"/>
-          <w:sz w:val="24"/>
-          <w:szCs w:val="24"/>
-          <w:lang w:val="es-PE"/>
-        </w:rPr>
-        <w:t xml:space="preserve">Tipo de hábito (árbol, arbusto, herbácea) </w:t>
       </w:r>
     </w:p>
     <w:p>
@@ -11145,16 +11350,62 @@
           <w:color w:val="auto"/>
           <w:sz w:val="24"/>
           <w:szCs w:val="24"/>
-        </w:rPr>
-      </w:pPr>
-      <w:r>
-        <w:rPr>
-          <w:rFonts w:ascii="Arial" w:hAnsi="Arial" w:cs="Arial"/>
-          <w:color w:val="auto"/>
-          <w:sz w:val="24"/>
-          <w:szCs w:val="24"/>
-        </w:rPr>
-        <w:t>4.3.5. Diseño de la estructura de datos: Se definió el schema de la base de datos en Sanity con los campos necesarios para las fichas técnicas botánicas: nombre científico, nombres comunes, familia, origen, hábito, descripción morfológica, caracteres diagnósticos, color de flor, tipo de inflorescencia, tipo de fruto, tipo de infrutescencia, tipo de semilla, exudado, valor ornamental, usos urbanos y galería fotográfica.</w:t>
+          <w:lang w:val="es-PE"/>
+        </w:rPr>
+      </w:pPr>
+      <w:r>
+        <w:rPr>
+          <w:rFonts w:ascii="Arial" w:hAnsi="Arial" w:cs="Arial"/>
+          <w:color w:val="auto"/>
+          <w:sz w:val="24"/>
+          <w:szCs w:val="24"/>
+          <w:lang w:val="es-PE"/>
+        </w:rPr>
+        <w:t xml:space="preserve">4.3.5. Diseño de la estructura de datos: Se definió el </w:t>
+      </w:r>
+      <w:proofErr w:type="spellStart"/>
+      <w:r>
+        <w:rPr>
+          <w:rFonts w:ascii="Arial" w:hAnsi="Arial" w:cs="Arial"/>
+          <w:color w:val="auto"/>
+          <w:sz w:val="24"/>
+          <w:szCs w:val="24"/>
+          <w:lang w:val="es-PE"/>
+        </w:rPr>
+        <w:t>schema</w:t>
+      </w:r>
+      <w:proofErr w:type="spellEnd"/>
+      <w:r>
+        <w:rPr>
+          <w:rFonts w:ascii="Arial" w:hAnsi="Arial" w:cs="Arial"/>
+          <w:color w:val="auto"/>
+          <w:sz w:val="24"/>
+          <w:szCs w:val="24"/>
+          <w:lang w:val="es-PE"/>
+        </w:rPr>
+        <w:t xml:space="preserve"> de la base de datos en </w:t>
+      </w:r>
+      <w:proofErr w:type="spellStart"/>
+      <w:r>
+        <w:rPr>
+          <w:rFonts w:ascii="Arial" w:hAnsi="Arial" w:cs="Arial"/>
+          <w:color w:val="auto"/>
+          <w:sz w:val="24"/>
+          <w:szCs w:val="24"/>
+          <w:lang w:val="es-PE"/>
+        </w:rPr>
+        <w:t>Sanity</w:t>
+      </w:r>
+      <w:proofErr w:type="spellEnd"/>
+      <w:r>
+        <w:rPr>
+          <w:rFonts w:ascii="Arial" w:hAnsi="Arial" w:cs="Arial"/>
+          <w:color w:val="auto"/>
+          <w:sz w:val="24"/>
+          <w:szCs w:val="24"/>
+          <w:lang w:val="es-PE"/>
+        </w:rPr>
+        <w:t xml:space="preserve"> con los campos necesarios para las fichas técnicas botánicas, organizados en el siguiente orden: galería fotográfica, nombres comunes, nombre científico, familia botánica, origen, hábito de crecimiento, caracteres diagnósticos, tipo de flor, color de flor principal, tipo de fruto, tipo de inflorescencia, tipo de semilla, tipo de infrutescencia, tipo y color de exudado, valor ornamental, descripción morfológica básica y usos urbanos.</w:t>
       </w:r>
     </w:p>
     <w:p>
@@ -11195,6 +11446,36 @@
         </w:rPr>
         <w:t>4.3.7. Elaboración de prototipos iniciales: Se diseñaron wireframes de las pantallas principales del sistema.</w:t>
       </w:r>
+    </w:p>
+    <w:p>
+      <w:pPr>
+        <w:rPr>
+          <w:rFonts w:ascii="Arial" w:hAnsi="Arial" w:cs="Arial"/>
+          <w:color w:val="auto"/>
+          <w:sz w:val="24"/>
+          <w:szCs w:val="24"/>
+        </w:rPr>
+      </w:pPr>
+    </w:p>
+    <w:p>
+      <w:pPr>
+        <w:rPr>
+          <w:rFonts w:ascii="Arial" w:hAnsi="Arial" w:cs="Arial"/>
+          <w:color w:val="auto"/>
+          <w:sz w:val="24"/>
+          <w:szCs w:val="24"/>
+        </w:rPr>
+      </w:pPr>
+    </w:p>
+    <w:p>
+      <w:pPr>
+        <w:rPr>
+          <w:rFonts w:ascii="Arial" w:hAnsi="Arial" w:cs="Arial"/>
+          <w:color w:val="auto"/>
+          <w:sz w:val="24"/>
+          <w:szCs w:val="24"/>
+        </w:rPr>
+      </w:pPr>
     </w:p>
     <w:p>
       <w:pPr>
@@ -11879,6 +12160,28 @@
         </w:rPr>
       </w:pPr>
     </w:p>
+    <w:p>
+      <w:pPr>
+        <w:jc w:val="both"/>
+        <w:rPr>
+          <w:rFonts w:ascii="Arial" w:hAnsi="Arial" w:cs="Arial"/>
+          <w:color w:val="auto"/>
+          <w:sz w:val="24"/>
+          <w:szCs w:val="24"/>
+        </w:rPr>
+      </w:pPr>
+    </w:p>
+    <w:p>
+      <w:pPr>
+        <w:jc w:val="both"/>
+        <w:rPr>
+          <w:rFonts w:ascii="Arial" w:hAnsi="Arial" w:cs="Arial"/>
+          <w:color w:val="auto"/>
+          <w:sz w:val="24"/>
+          <w:szCs w:val="24"/>
+        </w:rPr>
+      </w:pPr>
+    </w:p>
     <w:tbl>
       <w:tblPr>
         <w:tblStyle w:val="Tablaconcuadrcula"/>
@@ -12105,16 +12408,6 @@
         </w:rPr>
       </w:pPr>
     </w:p>
-    <w:p>
-      <w:pPr>
-        <w:rPr>
-          <w:rFonts w:ascii="Arial" w:hAnsi="Arial" w:cs="Arial"/>
-          <w:color w:val="auto"/>
-          <w:sz w:val="24"/>
-          <w:szCs w:val="24"/>
-        </w:rPr>
-      </w:pPr>
-    </w:p>
     <w:tbl>
       <w:tblPr>
         <w:tblStyle w:val="Tablaconcuadrcula"/>
@@ -12480,16 +12773,18 @@
                 <w:color w:val="auto"/>
                 <w:sz w:val="24"/>
                 <w:szCs w:val="24"/>
-              </w:rPr>
-            </w:pPr>
-            <w:r>
-              <w:rPr>
-                <w:rFonts w:ascii="Arial" w:hAnsi="Arial" w:cs="Arial"/>
-                <w:color w:val="auto"/>
-                <w:sz w:val="24"/>
-                <w:szCs w:val="24"/>
-              </w:rPr>
-              <w:t>Al presionar una tarjeta de planta, se abre la vista de detalle con: galería de imágenes (carrusel), nombre científico, nombre común, familia, origen, hábito, caracteres diagnósticos, color de flor, inflorescencia, fruto, infrutescencia, semilla, exudado, valor ornamental, descripción morfológica y usos urbanos. Los campos vacíos no se muestran.</w:t>
+                <w:lang w:val="es-PE"/>
+              </w:rPr>
+            </w:pPr>
+            <w:r>
+              <w:rPr>
+                <w:rFonts w:ascii="Arial" w:hAnsi="Arial" w:cs="Arial"/>
+                <w:color w:val="auto"/>
+                <w:sz w:val="24"/>
+                <w:szCs w:val="24"/>
+                <w:lang w:val="es-PE"/>
+              </w:rPr>
+              <w:t>Al presionar una tarjeta de planta, se abre la vista de detalle con: galería de imágenes (carrusel), nombre científico, nombre común, familia botánica, origen, hábito de crecimiento, caracteres diagnósticos, tipo de flor, color de flor principal, tipo de fruto, tipo de inflorescencia, tipo de semilla, tipo de infrutescencia, tipo y color de exudado, valor ornamental, descripción morfológica básica y usos urbanos. Los campos vacíos no se muestran.</w:t>
             </w:r>
           </w:p>
         </w:tc>
@@ -13156,7 +13451,61 @@
                 <w:sz w:val="24"/>
                 <w:szCs w:val="24"/>
               </w:rPr>
-              <w:t>Al presionar "Cerrar sesión" en el perfil, se cierra la sesión y se redirige directamente a la pantalla de inicio de sesión.</w:t>
+              <w:t xml:space="preserve">Al presionar "Cerrar sesión" en el perfil, </w:t>
+            </w:r>
+            <w:r>
+              <w:rPr>
+                <w:rFonts w:ascii="Arial" w:hAnsi="Arial" w:cs="Arial"/>
+                <w:color w:val="auto"/>
+                <w:sz w:val="24"/>
+                <w:szCs w:val="24"/>
+              </w:rPr>
+              <w:t>saldrá u</w:t>
+            </w:r>
+            <w:r>
+              <w:rPr>
+                <w:rFonts w:ascii="Arial" w:hAnsi="Arial" w:cs="Arial"/>
+                <w:color w:val="auto"/>
+                <w:sz w:val="24"/>
+                <w:szCs w:val="24"/>
+              </w:rPr>
+              <w:t xml:space="preserve">n modal </w:t>
+            </w:r>
+            <w:r>
+              <w:rPr>
+                <w:rFonts w:ascii="Arial" w:hAnsi="Arial" w:cs="Arial"/>
+                <w:color w:val="auto"/>
+                <w:sz w:val="24"/>
+                <w:szCs w:val="24"/>
+              </w:rPr>
+              <w:t>para confirmar el cierre de sesión</w:t>
+            </w:r>
+            <w:r>
+              <w:rPr>
+                <w:rFonts w:ascii="Arial" w:hAnsi="Arial" w:cs="Arial"/>
+                <w:color w:val="auto"/>
+                <w:sz w:val="24"/>
+                <w:szCs w:val="24"/>
+              </w:rPr>
+              <w:t xml:space="preserve"> y </w:t>
+            </w:r>
+            <w:r>
+              <w:rPr>
+                <w:rFonts w:ascii="Arial" w:hAnsi="Arial" w:cs="Arial"/>
+                <w:color w:val="auto"/>
+                <w:sz w:val="24"/>
+                <w:szCs w:val="24"/>
+              </w:rPr>
+              <w:t xml:space="preserve">después </w:t>
+            </w:r>
+            <w:r>
+              <w:rPr>
+                <w:rFonts w:ascii="Arial" w:hAnsi="Arial" w:cs="Arial"/>
+                <w:color w:val="auto"/>
+                <w:sz w:val="24"/>
+                <w:szCs w:val="24"/>
+              </w:rPr>
+              <w:t>se redirige directamente a la pantalla de inicio de sesión.</w:t>
             </w:r>
           </w:p>
         </w:tc>
@@ -13213,6 +13562,36 @@
         </w:tc>
       </w:tr>
     </w:tbl>
+    <w:p>
+      <w:pPr>
+        <w:rPr>
+          <w:rFonts w:ascii="Arial" w:hAnsi="Arial" w:cs="Arial"/>
+          <w:color w:val="auto"/>
+          <w:sz w:val="24"/>
+          <w:szCs w:val="24"/>
+        </w:rPr>
+      </w:pPr>
+    </w:p>
+    <w:p>
+      <w:pPr>
+        <w:rPr>
+          <w:rFonts w:ascii="Arial" w:hAnsi="Arial" w:cs="Arial"/>
+          <w:color w:val="auto"/>
+          <w:sz w:val="24"/>
+          <w:szCs w:val="24"/>
+        </w:rPr>
+      </w:pPr>
+    </w:p>
+    <w:p>
+      <w:pPr>
+        <w:rPr>
+          <w:rFonts w:ascii="Arial" w:hAnsi="Arial" w:cs="Arial"/>
+          <w:color w:val="auto"/>
+          <w:sz w:val="24"/>
+          <w:szCs w:val="24"/>
+        </w:rPr>
+      </w:pPr>
+    </w:p>
     <w:p>
       <w:pPr>
         <w:rPr>
@@ -13454,36 +13833,6 @@
     </w:p>
     <w:p>
       <w:pPr>
-        <w:rPr>
-          <w:rFonts w:ascii="Arial" w:hAnsi="Arial" w:cs="Arial"/>
-          <w:color w:val="auto"/>
-          <w:sz w:val="24"/>
-          <w:szCs w:val="24"/>
-        </w:rPr>
-      </w:pPr>
-    </w:p>
-    <w:p>
-      <w:pPr>
-        <w:rPr>
-          <w:rFonts w:ascii="Arial" w:hAnsi="Arial" w:cs="Arial"/>
-          <w:color w:val="auto"/>
-          <w:sz w:val="24"/>
-          <w:szCs w:val="24"/>
-        </w:rPr>
-      </w:pPr>
-    </w:p>
-    <w:p>
-      <w:pPr>
-        <w:rPr>
-          <w:rFonts w:ascii="Arial" w:hAnsi="Arial" w:cs="Arial"/>
-          <w:color w:val="auto"/>
-          <w:sz w:val="24"/>
-          <w:szCs w:val="24"/>
-        </w:rPr>
-      </w:pPr>
-    </w:p>
-    <w:p>
-      <w:pPr>
         <w:pStyle w:val="Ttulo1"/>
         <w:rPr>
           <w:lang w:val="es-PE"/>
@@ -14234,7 +14583,7 @@
           <w:szCs w:val="24"/>
           <w:lang w:val="es-PE"/>
         </w:rPr>
-        <w:t>-. Contiene el logo de la aplicación, campos de correo electrónico y contraseña (con toggle de visibilidad), botón de inicio de sesión, botón de inicio con Google (con ícono oficial) y enlace para registrarse.</w:t>
+        <w:t>-. Contiene el logo de la aplicación, campos de correo electrónico y contraseña (con toggle de visibilidad), botón de inicio de sesión, botón de inicio con Google y enlace para registrarse.</w:t>
       </w:r>
     </w:p>
     <w:p>
@@ -14332,7 +14681,39 @@
           <w:szCs w:val="24"/>
           <w:lang w:val="es-PE"/>
         </w:rPr>
-        <w:t>-. Muestra el saludo personalizado con avatar del usuario, barra de búsqueda con botón de filtros avanzados, chips de hábitos de crecimiento, y una cuadrícula de tarjetas de plantas con imagen, nombre, hábito y familia.</w:t>
+        <w:t xml:space="preserve">-. </w:t>
+      </w:r>
+      <w:r>
+        <w:rPr>
+          <w:rFonts w:ascii="Arial" w:hAnsi="Arial" w:cs="Arial"/>
+          <w:color w:val="auto"/>
+          <w:sz w:val="24"/>
+          <w:szCs w:val="24"/>
+          <w:lang w:val="es-PE"/>
+        </w:rPr>
+        <w:t xml:space="preserve">Muestra el saludo personalizado con avatar del usuario, barra de búsqueda con botón de filtros avanzados, chips de hábitos de crecimiento, y una cuadrícula de tarjetas de plantas con imagen, nombre, hábito y familia. Los datos se obtienen en tiempo real desde la base de datos de </w:t>
+      </w:r>
+      <w:proofErr w:type="spellStart"/>
+      <w:r>
+        <w:rPr>
+          <w:rFonts w:ascii="Arial" w:hAnsi="Arial" w:cs="Arial"/>
+          <w:color w:val="auto"/>
+          <w:sz w:val="24"/>
+          <w:szCs w:val="24"/>
+          <w:lang w:val="es-PE"/>
+        </w:rPr>
+        <w:t>Sanity</w:t>
+      </w:r>
+      <w:proofErr w:type="spellEnd"/>
+      <w:r>
+        <w:rPr>
+          <w:rFonts w:ascii="Arial" w:hAnsi="Arial" w:cs="Arial"/>
+          <w:color w:val="auto"/>
+          <w:sz w:val="24"/>
+          <w:szCs w:val="24"/>
+          <w:lang w:val="es-PE"/>
+        </w:rPr>
+        <w:t>. Si no se encuentran resultados con los filtros aplicados, se muestra un estado vacío con el mensaje "No se encontraron especies con esa combinación de caracteres morfológicos".</w:t>
       </w:r>
     </w:p>
     <w:p>
@@ -14452,7 +14833,48 @@
           <w:szCs w:val="24"/>
           <w:lang w:val="es-PE"/>
         </w:rPr>
-        <w:t>-. Muestra la foto de perfil del usuario, su nombre y correo electrónico, un badge de rol ("Botánico Observador"), acceso a "Acerca del Proyecto" y botón de cerrar sesión.</w:t>
+        <w:t xml:space="preserve">-. Muestra la foto de perfil del usuario, su nombre y correo electrónico, un </w:t>
+      </w:r>
+      <w:proofErr w:type="spellStart"/>
+      <w:r>
+        <w:rPr>
+          <w:rFonts w:ascii="Arial" w:hAnsi="Arial" w:cs="Arial"/>
+          <w:color w:val="auto"/>
+          <w:sz w:val="24"/>
+          <w:szCs w:val="24"/>
+          <w:lang w:val="es-PE"/>
+        </w:rPr>
+        <w:t>badge</w:t>
+      </w:r>
+      <w:proofErr w:type="spellEnd"/>
+      <w:r>
+        <w:rPr>
+          <w:rFonts w:ascii="Arial" w:hAnsi="Arial" w:cs="Arial"/>
+          <w:color w:val="auto"/>
+          <w:sz w:val="24"/>
+          <w:szCs w:val="24"/>
+          <w:lang w:val="es-PE"/>
+        </w:rPr>
+        <w:t xml:space="preserve"> de rol ("</w:t>
+      </w:r>
+      <w:r>
+        <w:rPr>
+          <w:rFonts w:ascii="Arial" w:hAnsi="Arial" w:cs="Arial"/>
+          <w:color w:val="auto"/>
+          <w:sz w:val="24"/>
+          <w:szCs w:val="24"/>
+        </w:rPr>
+        <w:t>Usuario Explorador</w:t>
+      </w:r>
+      <w:r>
+        <w:rPr>
+          <w:rFonts w:ascii="Arial" w:hAnsi="Arial" w:cs="Arial"/>
+          <w:color w:val="auto"/>
+          <w:sz w:val="24"/>
+          <w:szCs w:val="24"/>
+          <w:lang w:val="es-PE"/>
+        </w:rPr>
+        <w:t>"), acceso a "Acerca del Proyecto" y botón de cerrar sesión.</w:t>
       </w:r>
     </w:p>
     <w:p>
@@ -14507,6 +14929,32 @@
     <w:p>
       <w:pPr>
         <w:pStyle w:val="Prrafodelista"/>
+        <w:jc w:val="both"/>
+        <w:rPr>
+          <w:rFonts w:ascii="Arial" w:hAnsi="Arial" w:cs="Arial"/>
+          <w:color w:val="auto"/>
+          <w:sz w:val="24"/>
+          <w:szCs w:val="24"/>
+          <w:lang w:val="es-PE"/>
+        </w:rPr>
+      </w:pPr>
+    </w:p>
+    <w:p>
+      <w:pPr>
+        <w:pStyle w:val="Prrafodelista"/>
+        <w:jc w:val="both"/>
+        <w:rPr>
+          <w:rFonts w:ascii="Arial" w:hAnsi="Arial" w:cs="Arial"/>
+          <w:color w:val="auto"/>
+          <w:sz w:val="24"/>
+          <w:szCs w:val="24"/>
+          <w:lang w:val="es-PE"/>
+        </w:rPr>
+      </w:pPr>
+    </w:p>
+    <w:p>
+      <w:pPr>
+        <w:pStyle w:val="Prrafodelista"/>
         <w:numPr>
           <w:ilvl w:val="0"/>
           <w:numId w:val="13"/>
@@ -14550,13 +14998,9 @@
           <w:szCs w:val="24"/>
           <w:lang w:val="es-PE"/>
         </w:rPr>
-        <w:t>-. Interfaz web que permite al administrador gestionar todas las fichas técnicas de plantas. Se accede ejecutando el comando "npm run dev" dentro de la carpeta "sanity/". Permite crear, editar y eliminar registros, subir imágenes a la galería y llenar todos los campos morfológicos.</w:t>
-      </w:r>
-    </w:p>
-    <w:p>
-      <w:pPr>
-        <w:pStyle w:val="Prrafodelista"/>
-        <w:jc w:val="both"/>
+        <w:t xml:space="preserve">-. </w:t>
+      </w:r>
+      <w:r>
         <w:rPr>
           <w:rFonts w:ascii="Arial" w:hAnsi="Arial" w:cs="Arial"/>
           <w:color w:val="auto"/>
@@ -14564,12 +15008,10 @@
           <w:szCs w:val="24"/>
           <w:lang w:val="es-PE"/>
         </w:rPr>
-      </w:pPr>
-    </w:p>
-    <w:p>
-      <w:pPr>
-        <w:pStyle w:val="Prrafodelista"/>
-        <w:jc w:val="both"/>
+        <w:t xml:space="preserve">Interfaz web desplegada en la nube que permite al administrador gestionar todas las fichas técnicas de plantas. Permite crear, editar y eliminar registros, subir imágenes a la galería y llenar todos los campos morfológicos. Los campos se presentan en el mismo orden definido en el </w:t>
+      </w:r>
+      <w:proofErr w:type="spellStart"/>
+      <w:r>
         <w:rPr>
           <w:rFonts w:ascii="Arial" w:hAnsi="Arial" w:cs="Arial"/>
           <w:color w:val="auto"/>
@@ -14577,12 +15019,10 @@
           <w:szCs w:val="24"/>
           <w:lang w:val="es-PE"/>
         </w:rPr>
-      </w:pPr>
-    </w:p>
-    <w:p>
-      <w:pPr>
-        <w:pStyle w:val="Prrafodelista"/>
-        <w:jc w:val="both"/>
+        <w:t>schema</w:t>
+      </w:r>
+      <w:proofErr w:type="spellEnd"/>
+      <w:r>
         <w:rPr>
           <w:rFonts w:ascii="Arial" w:hAnsi="Arial" w:cs="Arial"/>
           <w:color w:val="auto"/>
@@ -14590,12 +15030,10 @@
           <w:szCs w:val="24"/>
           <w:lang w:val="es-PE"/>
         </w:rPr>
-      </w:pPr>
-    </w:p>
-    <w:p>
-      <w:pPr>
-        <w:pStyle w:val="Prrafodelista"/>
-        <w:jc w:val="both"/>
+        <w:t xml:space="preserve">: galería fotográfica, nombres comunes, nombre científico, familia botánica, origen, hábito de crecimiento, caracteres diagnósticos, tipo de flor, color de flor principal, tipo de fruto, tipo de inflorescencia, tipo de semilla, tipo de infrutescencia, tipo y color de exudado, valor ornamental, descripción morfológica básica y usos urbanos. También se puede ejecutar localmente con "cd </w:t>
+      </w:r>
+      <w:proofErr w:type="spellStart"/>
+      <w:r>
         <w:rPr>
           <w:rFonts w:ascii="Arial" w:hAnsi="Arial" w:cs="Arial"/>
           <w:color w:val="auto"/>
@@ -14603,12 +15041,10 @@
           <w:szCs w:val="24"/>
           <w:lang w:val="es-PE"/>
         </w:rPr>
-      </w:pPr>
-    </w:p>
-    <w:p>
-      <w:pPr>
-        <w:pStyle w:val="Prrafodelista"/>
-        <w:jc w:val="both"/>
+        <w:t>sanity</w:t>
+      </w:r>
+      <w:proofErr w:type="spellEnd"/>
+      <w:r>
         <w:rPr>
           <w:rFonts w:ascii="Arial" w:hAnsi="Arial" w:cs="Arial"/>
           <w:color w:val="auto"/>
@@ -14616,12 +15052,10 @@
           <w:szCs w:val="24"/>
           <w:lang w:val="es-PE"/>
         </w:rPr>
-      </w:pPr>
-    </w:p>
-    <w:p>
-      <w:pPr>
-        <w:pStyle w:val="Prrafodelista"/>
-        <w:jc w:val="both"/>
+        <w:t xml:space="preserve"> &amp;&amp; </w:t>
+      </w:r>
+      <w:proofErr w:type="spellStart"/>
+      <w:r>
         <w:rPr>
           <w:rFonts w:ascii="Arial" w:hAnsi="Arial" w:cs="Arial"/>
           <w:color w:val="auto"/>
@@ -14629,12 +15063,10 @@
           <w:szCs w:val="24"/>
           <w:lang w:val="es-PE"/>
         </w:rPr>
-      </w:pPr>
-    </w:p>
-    <w:p>
-      <w:pPr>
-        <w:pStyle w:val="Prrafodelista"/>
-        <w:jc w:val="both"/>
+        <w:t>npm</w:t>
+      </w:r>
+      <w:proofErr w:type="spellEnd"/>
+      <w:r>
         <w:rPr>
           <w:rFonts w:ascii="Arial" w:hAnsi="Arial" w:cs="Arial"/>
           <w:color w:val="auto"/>
@@ -14642,7 +15074,30 @@
           <w:szCs w:val="24"/>
           <w:lang w:val="es-PE"/>
         </w:rPr>
-      </w:pPr>
+        <w:t xml:space="preserve"> run </w:t>
+      </w:r>
+      <w:proofErr w:type="spellStart"/>
+      <w:r>
+        <w:rPr>
+          <w:rFonts w:ascii="Arial" w:hAnsi="Arial" w:cs="Arial"/>
+          <w:color w:val="auto"/>
+          <w:sz w:val="24"/>
+          <w:szCs w:val="24"/>
+          <w:lang w:val="es-PE"/>
+        </w:rPr>
+        <w:t>dev</w:t>
+      </w:r>
+      <w:proofErr w:type="spellEnd"/>
+      <w:r>
+        <w:rPr>
+          <w:rFonts w:ascii="Arial" w:hAnsi="Arial" w:cs="Arial"/>
+          <w:color w:val="auto"/>
+          <w:sz w:val="24"/>
+          <w:szCs w:val="24"/>
+          <w:lang w:val="es-PE"/>
+        </w:rPr>
+        <w:t>".</w:t>
+      </w:r>
     </w:p>
     <w:p>
       <w:pPr>
@@ -16487,6 +16942,17 @@
     </w:p>
     <w:p>
       <w:pPr>
+        <w:rPr>
+          <w:rFonts w:ascii="Arial" w:hAnsi="Arial" w:cs="Arial"/>
+          <w:color w:val="auto"/>
+          <w:sz w:val="24"/>
+          <w:szCs w:val="24"/>
+          <w:lang w:val="es-PE"/>
+        </w:rPr>
+      </w:pPr>
+    </w:p>
+    <w:p>
+      <w:pPr>
         <w:pStyle w:val="Ttulo2"/>
         <w:rPr>
           <w:lang w:val="es-PE"/>
@@ -21718,76 +22184,6 @@
     </w:p>
     <w:p>
       <w:pPr>
-        <w:jc w:val="both"/>
-        <w:rPr>
-          <w:rFonts w:ascii="Arial" w:hAnsi="Arial" w:cs="Arial"/>
-          <w:color w:val="auto"/>
-          <w:sz w:val="24"/>
-          <w:szCs w:val="24"/>
-        </w:rPr>
-      </w:pPr>
-      <w:r>
-        <w:rPr>
-          <w:rFonts w:ascii="Arial" w:hAnsi="Arial" w:cs="Arial"/>
-          <w:color w:val="auto"/>
-          <w:sz w:val="24"/>
-          <w:szCs w:val="24"/>
-        </w:rPr>
-        <w:t>La validación con el usuario es fundamental dentro de la metodología XP, ya que permite asegurar que el sistema desarrollado responde a necesidades reales. En este proyecto, esta validación es clave debido a la necesidad de combinar contenido técnico (botánica) con una experiencia de uso sencilla e intuitiva.</w:t>
-      </w:r>
-    </w:p>
-    <w:p>
-      <w:pPr>
-        <w:rPr>
-          <w:rFonts w:ascii="Arial" w:hAnsi="Arial" w:cs="Arial"/>
-          <w:color w:val="auto"/>
-          <w:sz w:val="24"/>
-          <w:szCs w:val="24"/>
-        </w:rPr>
-      </w:pPr>
-    </w:p>
-    <w:p>
-      <w:pPr>
-        <w:rPr>
-          <w:rFonts w:ascii="Arial" w:hAnsi="Arial" w:cs="Arial"/>
-          <w:color w:val="auto"/>
-          <w:sz w:val="24"/>
-          <w:szCs w:val="24"/>
-        </w:rPr>
-      </w:pPr>
-    </w:p>
-    <w:p>
-      <w:pPr>
-        <w:rPr>
-          <w:rFonts w:ascii="Arial" w:hAnsi="Arial" w:cs="Arial"/>
-          <w:color w:val="auto"/>
-          <w:sz w:val="24"/>
-          <w:szCs w:val="24"/>
-        </w:rPr>
-      </w:pPr>
-    </w:p>
-    <w:p>
-      <w:pPr>
-        <w:rPr>
-          <w:rFonts w:ascii="Arial" w:hAnsi="Arial" w:cs="Arial"/>
-          <w:color w:val="auto"/>
-          <w:sz w:val="24"/>
-          <w:szCs w:val="24"/>
-        </w:rPr>
-      </w:pPr>
-    </w:p>
-    <w:p>
-      <w:pPr>
-        <w:rPr>
-          <w:rFonts w:ascii="Arial" w:hAnsi="Arial" w:cs="Arial"/>
-          <w:color w:val="auto"/>
-          <w:sz w:val="24"/>
-          <w:szCs w:val="24"/>
-        </w:rPr>
-      </w:pPr>
-    </w:p>
-    <w:p>
-      <w:pPr>
         <w:rPr>
           <w:rFonts w:ascii="Arial" w:hAnsi="Arial" w:cs="Arial"/>
           <w:b/>
@@ -21811,750 +22207,18 @@
     </w:p>
     <w:p>
       <w:pPr>
-        <w:rPr>
-          <w:rFonts w:ascii="Arial" w:hAnsi="Arial" w:cs="Arial"/>
-          <w:color w:val="auto"/>
-          <w:sz w:val="24"/>
-          <w:szCs w:val="24"/>
-        </w:rPr>
-      </w:pPr>
-      <w:r>
-        <w:rPr>
-          <w:rFonts w:ascii="Arial" w:hAnsi="Arial" w:cs="Arial"/>
-          <w:color w:val="auto"/>
-          <w:sz w:val="24"/>
-          <w:szCs w:val="24"/>
-        </w:rPr>
-        <w:t>El usuario seleccionado presenta las siguientes características:</w:t>
-      </w:r>
-    </w:p>
-    <w:p>
-      <w:pPr>
-        <w:numPr>
-          <w:ilvl w:val="0"/>
-          <w:numId w:val="26"/>
-        </w:numPr>
-        <w:spacing w:before="0" w:after="160" w:line="259" w:lineRule="auto"/>
-        <w:rPr>
-          <w:rFonts w:ascii="Arial" w:hAnsi="Arial" w:cs="Arial"/>
-          <w:color w:val="auto"/>
-          <w:sz w:val="24"/>
-          <w:szCs w:val="24"/>
-        </w:rPr>
-      </w:pPr>
-      <w:r>
-        <w:rPr>
-          <w:rFonts w:ascii="Arial" w:hAnsi="Arial" w:cs="Arial"/>
-          <w:color w:val="auto"/>
-          <w:sz w:val="24"/>
-          <w:szCs w:val="24"/>
-        </w:rPr>
-        <w:t xml:space="preserve">Edad: 21 años </w:t>
-      </w:r>
-    </w:p>
-    <w:p>
-      <w:pPr>
-        <w:numPr>
-          <w:ilvl w:val="0"/>
-          <w:numId w:val="26"/>
-        </w:numPr>
-        <w:spacing w:before="0" w:after="160" w:line="259" w:lineRule="auto"/>
-        <w:rPr>
-          <w:rFonts w:ascii="Arial" w:hAnsi="Arial" w:cs="Arial"/>
-          <w:color w:val="auto"/>
-          <w:sz w:val="24"/>
-          <w:szCs w:val="24"/>
-        </w:rPr>
-      </w:pPr>
-      <w:r>
-        <w:rPr>
-          <w:rFonts w:ascii="Arial" w:hAnsi="Arial" w:cs="Arial"/>
-          <w:color w:val="auto"/>
-          <w:sz w:val="24"/>
-          <w:szCs w:val="24"/>
-        </w:rPr>
-        <w:t xml:space="preserve">Nivel educativo: Universitario </w:t>
-      </w:r>
-    </w:p>
-    <w:p>
-      <w:pPr>
-        <w:numPr>
-          <w:ilvl w:val="0"/>
-          <w:numId w:val="26"/>
-        </w:numPr>
-        <w:spacing w:before="0" w:after="160" w:line="259" w:lineRule="auto"/>
-        <w:rPr>
-          <w:rFonts w:ascii="Arial" w:hAnsi="Arial" w:cs="Arial"/>
-          <w:color w:val="auto"/>
-          <w:sz w:val="24"/>
-          <w:szCs w:val="24"/>
-        </w:rPr>
-      </w:pPr>
-      <w:r>
-        <w:rPr>
-          <w:rFonts w:ascii="Arial" w:hAnsi="Arial" w:cs="Arial"/>
-          <w:color w:val="auto"/>
-          <w:sz w:val="24"/>
-          <w:szCs w:val="24"/>
-        </w:rPr>
-        <w:t xml:space="preserve">Contexto: Académico </w:t>
-      </w:r>
-    </w:p>
-    <w:p>
-      <w:pPr>
-        <w:numPr>
-          <w:ilvl w:val="0"/>
-          <w:numId w:val="26"/>
-        </w:numPr>
-        <w:spacing w:before="0" w:after="160" w:line="259" w:lineRule="auto"/>
-        <w:rPr>
-          <w:rFonts w:ascii="Arial" w:hAnsi="Arial" w:cs="Arial"/>
-          <w:color w:val="auto"/>
-          <w:sz w:val="24"/>
-          <w:szCs w:val="24"/>
-        </w:rPr>
-      </w:pPr>
-      <w:r>
-        <w:rPr>
-          <w:rFonts w:ascii="Arial" w:hAnsi="Arial" w:cs="Arial"/>
-          <w:color w:val="auto"/>
-          <w:sz w:val="24"/>
-          <w:szCs w:val="24"/>
-        </w:rPr>
-        <w:t xml:space="preserve">Nivel de conocimiento botánico: Básico – intermedio </w:t>
-      </w:r>
-    </w:p>
-    <w:p>
-      <w:pPr>
-        <w:numPr>
-          <w:ilvl w:val="0"/>
-          <w:numId w:val="26"/>
-        </w:numPr>
-        <w:spacing w:before="0" w:after="160" w:line="259" w:lineRule="auto"/>
-        <w:rPr>
-          <w:rFonts w:ascii="Arial" w:hAnsi="Arial" w:cs="Arial"/>
-          <w:color w:val="auto"/>
-          <w:sz w:val="24"/>
-          <w:szCs w:val="24"/>
-        </w:rPr>
-      </w:pPr>
-      <w:r>
-        <w:rPr>
-          <w:rFonts w:ascii="Arial" w:hAnsi="Arial" w:cs="Arial"/>
-          <w:color w:val="auto"/>
-          <w:sz w:val="24"/>
-          <w:szCs w:val="24"/>
-        </w:rPr>
-        <w:t xml:space="preserve">Nivel digital: Intermedio </w:t>
-      </w:r>
-    </w:p>
-    <w:p>
-      <w:pPr>
-        <w:numPr>
-          <w:ilvl w:val="0"/>
-          <w:numId w:val="26"/>
-        </w:numPr>
-        <w:spacing w:before="0" w:after="160" w:line="259" w:lineRule="auto"/>
-        <w:rPr>
-          <w:rFonts w:ascii="Arial" w:hAnsi="Arial" w:cs="Arial"/>
-          <w:color w:val="auto"/>
-          <w:sz w:val="24"/>
-          <w:szCs w:val="24"/>
-        </w:rPr>
-      </w:pPr>
-      <w:r>
-        <w:rPr>
-          <w:rFonts w:ascii="Arial" w:hAnsi="Arial" w:cs="Arial"/>
-          <w:color w:val="auto"/>
-          <w:sz w:val="24"/>
-          <w:szCs w:val="24"/>
-        </w:rPr>
-        <w:t xml:space="preserve">Dispositivo: Android (gama media) </w:t>
-      </w:r>
-    </w:p>
-    <w:p>
-      <w:pPr>
-        <w:rPr>
-          <w:rFonts w:ascii="Arial" w:hAnsi="Arial" w:cs="Arial"/>
-          <w:color w:val="auto"/>
-          <w:sz w:val="24"/>
-          <w:szCs w:val="24"/>
-        </w:rPr>
-      </w:pPr>
-      <w:r>
-        <w:rPr>
-          <w:rFonts w:ascii="Arial" w:hAnsi="Arial" w:cs="Arial"/>
-          <w:color w:val="auto"/>
-          <w:sz w:val="24"/>
-          <w:szCs w:val="24"/>
-        </w:rPr>
-        <w:t>Este perfil representa adecuadamente al usuario objetivo del sistema.</w:t>
-      </w:r>
-    </w:p>
-    <w:p>
-      <w:pPr>
-        <w:rPr>
-          <w:rFonts w:ascii="Arial" w:hAnsi="Arial" w:cs="Arial"/>
-          <w:color w:val="auto"/>
-          <w:sz w:val="24"/>
-          <w:szCs w:val="24"/>
-        </w:rPr>
-      </w:pPr>
-    </w:p>
-    <w:p>
-      <w:pPr>
         <w:pStyle w:val="Ttulo2"/>
       </w:pPr>
       <w:bookmarkStart w:id="39" w:name="_Toc226541715"/>
       <w:r>
-        <w:t>9.3 Análisis de la Entrevista e Insights</w:t>
+        <w:t xml:space="preserve">9.3 Análisis de la Entrevista e </w:t>
+      </w:r>
+      <w:proofErr w:type="spellStart"/>
+      <w:r>
+        <w:t>Insights</w:t>
       </w:r>
       <w:bookmarkEnd w:id="39"/>
-    </w:p>
-    <w:p>
-      <w:pPr>
-        <w:rPr>
-          <w:rFonts w:ascii="Arial" w:hAnsi="Arial" w:cs="Arial"/>
-          <w:color w:val="auto"/>
-          <w:sz w:val="24"/>
-          <w:szCs w:val="24"/>
-        </w:rPr>
-      </w:pPr>
-      <w:r>
-        <w:rPr>
-          <w:rFonts w:ascii="Arial" w:hAnsi="Arial" w:cs="Arial"/>
-          <w:color w:val="auto"/>
-          <w:sz w:val="24"/>
-          <w:szCs w:val="24"/>
-        </w:rPr>
-        <w:t>A partir de la entrevista realizada, se obtuvieron los siguientes insights:</w:t>
-      </w:r>
-    </w:p>
-    <w:tbl>
-      <w:tblPr>
-        <w:tblStyle w:val="Tablaconcuadrcula"/>
-        <w:tblW w:w="0" w:type="auto"/>
-        <w:tblLook w:val="04A0" w:firstRow="1" w:lastRow="0" w:firstColumn="1" w:lastColumn="0" w:noHBand="0" w:noVBand="1"/>
-      </w:tblPr>
-      <w:tblGrid>
-        <w:gridCol w:w="2510"/>
-        <w:gridCol w:w="3350"/>
-        <w:gridCol w:w="2634"/>
-      </w:tblGrid>
-      <w:tr>
-        <w:tc>
-          <w:tcPr>
-            <w:tcW w:w="0" w:type="auto"/>
-            <w:hideMark/>
-          </w:tcPr>
-          <w:p>
-            <w:pPr>
-              <w:spacing w:after="160" w:line="259" w:lineRule="auto"/>
-              <w:rPr>
-                <w:rFonts w:ascii="Arial" w:hAnsi="Arial" w:cs="Arial"/>
-                <w:b/>
-                <w:bCs/>
-                <w:color w:val="auto"/>
-                <w:sz w:val="24"/>
-                <w:szCs w:val="24"/>
-              </w:rPr>
-            </w:pPr>
-            <w:r>
-              <w:rPr>
-                <w:rFonts w:ascii="Arial" w:hAnsi="Arial" w:cs="Arial"/>
-                <w:b/>
-                <w:bCs/>
-                <w:color w:val="auto"/>
-                <w:sz w:val="24"/>
-                <w:szCs w:val="24"/>
-              </w:rPr>
-              <w:t>Hallazgo</w:t>
-            </w:r>
-          </w:p>
-        </w:tc>
-        <w:tc>
-          <w:tcPr>
-            <w:tcW w:w="0" w:type="auto"/>
-            <w:hideMark/>
-          </w:tcPr>
-          <w:p>
-            <w:pPr>
-              <w:spacing w:after="160" w:line="259" w:lineRule="auto"/>
-              <w:rPr>
-                <w:rFonts w:ascii="Arial" w:hAnsi="Arial" w:cs="Arial"/>
-                <w:b/>
-                <w:bCs/>
-                <w:color w:val="auto"/>
-                <w:sz w:val="24"/>
-                <w:szCs w:val="24"/>
-              </w:rPr>
-            </w:pPr>
-            <w:r>
-              <w:rPr>
-                <w:rFonts w:ascii="Arial" w:hAnsi="Arial" w:cs="Arial"/>
-                <w:b/>
-                <w:bCs/>
-                <w:color w:val="auto"/>
-                <w:sz w:val="24"/>
-                <w:szCs w:val="24"/>
-              </w:rPr>
-              <w:t>Interpretación</w:t>
-            </w:r>
-          </w:p>
-        </w:tc>
-        <w:tc>
-          <w:tcPr>
-            <w:tcW w:w="0" w:type="auto"/>
-            <w:hideMark/>
-          </w:tcPr>
-          <w:p>
-            <w:pPr>
-              <w:spacing w:after="160" w:line="259" w:lineRule="auto"/>
-              <w:rPr>
-                <w:rFonts w:ascii="Arial" w:hAnsi="Arial" w:cs="Arial"/>
-                <w:b/>
-                <w:bCs/>
-                <w:color w:val="auto"/>
-                <w:sz w:val="24"/>
-                <w:szCs w:val="24"/>
-              </w:rPr>
-            </w:pPr>
-            <w:r>
-              <w:rPr>
-                <w:rFonts w:ascii="Arial" w:hAnsi="Arial" w:cs="Arial"/>
-                <w:b/>
-                <w:bCs/>
-                <w:color w:val="auto"/>
-                <w:sz w:val="24"/>
-                <w:szCs w:val="24"/>
-              </w:rPr>
-              <w:t>Decisión de diseño</w:t>
-            </w:r>
-          </w:p>
-        </w:tc>
-      </w:tr>
-      <w:tr>
-        <w:tc>
-          <w:tcPr>
-            <w:tcW w:w="0" w:type="auto"/>
-            <w:hideMark/>
-          </w:tcPr>
-          <w:p>
-            <w:pPr>
-              <w:spacing w:after="160" w:line="259" w:lineRule="auto"/>
-              <w:rPr>
-                <w:rFonts w:ascii="Arial" w:hAnsi="Arial" w:cs="Arial"/>
-                <w:color w:val="auto"/>
-                <w:sz w:val="24"/>
-                <w:szCs w:val="24"/>
-              </w:rPr>
-            </w:pPr>
-            <w:r>
-              <w:rPr>
-                <w:rFonts w:ascii="Arial" w:hAnsi="Arial" w:cs="Arial"/>
-                <w:color w:val="auto"/>
-                <w:sz w:val="24"/>
-                <w:szCs w:val="24"/>
-              </w:rPr>
-              <w:t>Usa libros y docentes</w:t>
-            </w:r>
-          </w:p>
-        </w:tc>
-        <w:tc>
-          <w:tcPr>
-            <w:tcW w:w="0" w:type="auto"/>
-            <w:hideMark/>
-          </w:tcPr>
-          <w:p>
-            <w:pPr>
-              <w:spacing w:after="160" w:line="259" w:lineRule="auto"/>
-              <w:rPr>
-                <w:rFonts w:ascii="Arial" w:hAnsi="Arial" w:cs="Arial"/>
-                <w:color w:val="auto"/>
-                <w:sz w:val="24"/>
-                <w:szCs w:val="24"/>
-              </w:rPr>
-            </w:pPr>
-            <w:r>
-              <w:rPr>
-                <w:rFonts w:ascii="Arial" w:hAnsi="Arial" w:cs="Arial"/>
-                <w:color w:val="auto"/>
-                <w:sz w:val="24"/>
-                <w:szCs w:val="24"/>
-              </w:rPr>
-              <w:t>No existen herramientas digitales accesibles</w:t>
-            </w:r>
-          </w:p>
-        </w:tc>
-        <w:tc>
-          <w:tcPr>
-            <w:tcW w:w="0" w:type="auto"/>
-            <w:hideMark/>
-          </w:tcPr>
-          <w:p>
-            <w:pPr>
-              <w:spacing w:after="160" w:line="259" w:lineRule="auto"/>
-              <w:rPr>
-                <w:rFonts w:ascii="Arial" w:hAnsi="Arial" w:cs="Arial"/>
-                <w:color w:val="auto"/>
-                <w:sz w:val="24"/>
-                <w:szCs w:val="24"/>
-              </w:rPr>
-            </w:pPr>
-            <w:r>
-              <w:rPr>
-                <w:rFonts w:ascii="Arial" w:hAnsi="Arial" w:cs="Arial"/>
-                <w:color w:val="auto"/>
-                <w:sz w:val="24"/>
-                <w:szCs w:val="24"/>
-              </w:rPr>
-              <w:t>Justifica el desarrollo del sistema</w:t>
-            </w:r>
-          </w:p>
-        </w:tc>
-      </w:tr>
-      <w:tr>
-        <w:tc>
-          <w:tcPr>
-            <w:tcW w:w="0" w:type="auto"/>
-            <w:hideMark/>
-          </w:tcPr>
-          <w:p>
-            <w:pPr>
-              <w:spacing w:after="160" w:line="259" w:lineRule="auto"/>
-              <w:rPr>
-                <w:rFonts w:ascii="Arial" w:hAnsi="Arial" w:cs="Arial"/>
-                <w:color w:val="auto"/>
-                <w:sz w:val="24"/>
-                <w:szCs w:val="24"/>
-              </w:rPr>
-            </w:pPr>
-            <w:r>
-              <w:rPr>
-                <w:rFonts w:ascii="Arial" w:hAnsi="Arial" w:cs="Arial"/>
-                <w:color w:val="auto"/>
-                <w:sz w:val="24"/>
-                <w:szCs w:val="24"/>
-              </w:rPr>
-              <w:t>Prefiere imágenes</w:t>
-            </w:r>
-          </w:p>
-        </w:tc>
-        <w:tc>
-          <w:tcPr>
-            <w:tcW w:w="0" w:type="auto"/>
-            <w:hideMark/>
-          </w:tcPr>
-          <w:p>
-            <w:pPr>
-              <w:spacing w:after="160" w:line="259" w:lineRule="auto"/>
-              <w:rPr>
-                <w:rFonts w:ascii="Arial" w:hAnsi="Arial" w:cs="Arial"/>
-                <w:color w:val="auto"/>
-                <w:sz w:val="24"/>
-                <w:szCs w:val="24"/>
-              </w:rPr>
-            </w:pPr>
-            <w:r>
-              <w:rPr>
-                <w:rFonts w:ascii="Arial" w:hAnsi="Arial" w:cs="Arial"/>
-                <w:color w:val="auto"/>
-                <w:sz w:val="24"/>
-                <w:szCs w:val="24"/>
-              </w:rPr>
-              <w:t>Aprendizaje visual predominante</w:t>
-            </w:r>
-          </w:p>
-        </w:tc>
-        <w:tc>
-          <w:tcPr>
-            <w:tcW w:w="0" w:type="auto"/>
-            <w:hideMark/>
-          </w:tcPr>
-          <w:p>
-            <w:pPr>
-              <w:spacing w:after="160" w:line="259" w:lineRule="auto"/>
-              <w:rPr>
-                <w:rFonts w:ascii="Arial" w:hAnsi="Arial" w:cs="Arial"/>
-                <w:color w:val="auto"/>
-                <w:sz w:val="24"/>
-                <w:szCs w:val="24"/>
-              </w:rPr>
-            </w:pPr>
-            <w:r>
-              <w:rPr>
-                <w:rFonts w:ascii="Arial" w:hAnsi="Arial" w:cs="Arial"/>
-                <w:color w:val="auto"/>
-                <w:sz w:val="24"/>
-                <w:szCs w:val="24"/>
-              </w:rPr>
-              <w:t>Priorizar galería fotográfica</w:t>
-            </w:r>
-          </w:p>
-        </w:tc>
-      </w:tr>
-      <w:tr>
-        <w:tc>
-          <w:tcPr>
-            <w:tcW w:w="0" w:type="auto"/>
-            <w:hideMark/>
-          </w:tcPr>
-          <w:p>
-            <w:pPr>
-              <w:spacing w:after="160" w:line="259" w:lineRule="auto"/>
-              <w:rPr>
-                <w:rFonts w:ascii="Arial" w:hAnsi="Arial" w:cs="Arial"/>
-                <w:color w:val="auto"/>
-                <w:sz w:val="24"/>
-                <w:szCs w:val="24"/>
-              </w:rPr>
-            </w:pPr>
-            <w:r>
-              <w:rPr>
-                <w:rFonts w:ascii="Arial" w:hAnsi="Arial" w:cs="Arial"/>
-                <w:color w:val="auto"/>
-                <w:sz w:val="24"/>
-                <w:szCs w:val="24"/>
-              </w:rPr>
-              <w:t>Interés en filtros</w:t>
-            </w:r>
-          </w:p>
-        </w:tc>
-        <w:tc>
-          <w:tcPr>
-            <w:tcW w:w="0" w:type="auto"/>
-            <w:hideMark/>
-          </w:tcPr>
-          <w:p>
-            <w:pPr>
-              <w:spacing w:after="160" w:line="259" w:lineRule="auto"/>
-              <w:rPr>
-                <w:rFonts w:ascii="Arial" w:hAnsi="Arial" w:cs="Arial"/>
-                <w:color w:val="auto"/>
-                <w:sz w:val="24"/>
-                <w:szCs w:val="24"/>
-              </w:rPr>
-            </w:pPr>
-            <w:r>
-              <w:rPr>
-                <w:rFonts w:ascii="Arial" w:hAnsi="Arial" w:cs="Arial"/>
-                <w:color w:val="auto"/>
-                <w:sz w:val="24"/>
-                <w:szCs w:val="24"/>
-              </w:rPr>
-              <w:t>Necesidad de rapidez en búsqueda</w:t>
-            </w:r>
-          </w:p>
-        </w:tc>
-        <w:tc>
-          <w:tcPr>
-            <w:tcW w:w="0" w:type="auto"/>
-            <w:hideMark/>
-          </w:tcPr>
-          <w:p>
-            <w:pPr>
-              <w:spacing w:after="160" w:line="259" w:lineRule="auto"/>
-              <w:rPr>
-                <w:rFonts w:ascii="Arial" w:hAnsi="Arial" w:cs="Arial"/>
-                <w:color w:val="auto"/>
-                <w:sz w:val="24"/>
-                <w:szCs w:val="24"/>
-              </w:rPr>
-            </w:pPr>
-            <w:r>
-              <w:rPr>
-                <w:rFonts w:ascii="Arial" w:hAnsi="Arial" w:cs="Arial"/>
-                <w:color w:val="auto"/>
-                <w:sz w:val="24"/>
-                <w:szCs w:val="24"/>
-              </w:rPr>
-              <w:t>Implementar filtros morfológicos</w:t>
-            </w:r>
-          </w:p>
-        </w:tc>
-      </w:tr>
-      <w:tr>
-        <w:tc>
-          <w:tcPr>
-            <w:tcW w:w="0" w:type="auto"/>
-            <w:hideMark/>
-          </w:tcPr>
-          <w:p>
-            <w:pPr>
-              <w:spacing w:after="160" w:line="259" w:lineRule="auto"/>
-              <w:rPr>
-                <w:rFonts w:ascii="Arial" w:hAnsi="Arial" w:cs="Arial"/>
-                <w:color w:val="auto"/>
-                <w:sz w:val="24"/>
-                <w:szCs w:val="24"/>
-              </w:rPr>
-            </w:pPr>
-            <w:r>
-              <w:rPr>
-                <w:rFonts w:ascii="Arial" w:hAnsi="Arial" w:cs="Arial"/>
-                <w:color w:val="auto"/>
-                <w:sz w:val="24"/>
-                <w:szCs w:val="24"/>
-              </w:rPr>
-              <w:t>Prefiere interfaces simples</w:t>
-            </w:r>
-          </w:p>
-        </w:tc>
-        <w:tc>
-          <w:tcPr>
-            <w:tcW w:w="0" w:type="auto"/>
-            <w:hideMark/>
-          </w:tcPr>
-          <w:p>
-            <w:pPr>
-              <w:spacing w:after="160" w:line="259" w:lineRule="auto"/>
-              <w:rPr>
-                <w:rFonts w:ascii="Arial" w:hAnsi="Arial" w:cs="Arial"/>
-                <w:color w:val="auto"/>
-                <w:sz w:val="24"/>
-                <w:szCs w:val="24"/>
-              </w:rPr>
-            </w:pPr>
-            <w:r>
-              <w:rPr>
-                <w:rFonts w:ascii="Arial" w:hAnsi="Arial" w:cs="Arial"/>
-                <w:color w:val="auto"/>
-                <w:sz w:val="24"/>
-                <w:szCs w:val="24"/>
-              </w:rPr>
-              <w:t>Baja tolerancia a complejidad</w:t>
-            </w:r>
-          </w:p>
-        </w:tc>
-        <w:tc>
-          <w:tcPr>
-            <w:tcW w:w="0" w:type="auto"/>
-            <w:hideMark/>
-          </w:tcPr>
-          <w:p>
-            <w:pPr>
-              <w:spacing w:after="160" w:line="259" w:lineRule="auto"/>
-              <w:rPr>
-                <w:rFonts w:ascii="Arial" w:hAnsi="Arial" w:cs="Arial"/>
-                <w:color w:val="auto"/>
-                <w:sz w:val="24"/>
-                <w:szCs w:val="24"/>
-              </w:rPr>
-            </w:pPr>
-            <w:r>
-              <w:rPr>
-                <w:rFonts w:ascii="Arial" w:hAnsi="Arial" w:cs="Arial"/>
-                <w:color w:val="auto"/>
-                <w:sz w:val="24"/>
-                <w:szCs w:val="24"/>
-              </w:rPr>
-              <w:t>Diseño minimalista</w:t>
-            </w:r>
-          </w:p>
-        </w:tc>
-      </w:tr>
-      <w:tr>
-        <w:tc>
-          <w:tcPr>
-            <w:tcW w:w="0" w:type="auto"/>
-            <w:hideMark/>
-          </w:tcPr>
-          <w:p>
-            <w:pPr>
-              <w:spacing w:after="160" w:line="259" w:lineRule="auto"/>
-              <w:rPr>
-                <w:rFonts w:ascii="Arial" w:hAnsi="Arial" w:cs="Arial"/>
-                <w:color w:val="auto"/>
-                <w:sz w:val="24"/>
-                <w:szCs w:val="24"/>
-              </w:rPr>
-            </w:pPr>
-            <w:r>
-              <w:rPr>
-                <w:rFonts w:ascii="Arial" w:hAnsi="Arial" w:cs="Arial"/>
-                <w:color w:val="auto"/>
-                <w:sz w:val="24"/>
-                <w:szCs w:val="24"/>
-              </w:rPr>
-              <w:t>Mejor comprensión con iconos</w:t>
-            </w:r>
-          </w:p>
-        </w:tc>
-        <w:tc>
-          <w:tcPr>
-            <w:tcW w:w="0" w:type="auto"/>
-            <w:hideMark/>
-          </w:tcPr>
-          <w:p>
-            <w:pPr>
-              <w:spacing w:after="160" w:line="259" w:lineRule="auto"/>
-              <w:rPr>
-                <w:rFonts w:ascii="Arial" w:hAnsi="Arial" w:cs="Arial"/>
-                <w:color w:val="auto"/>
-                <w:sz w:val="24"/>
-                <w:szCs w:val="24"/>
-              </w:rPr>
-            </w:pPr>
-            <w:r>
-              <w:rPr>
-                <w:rFonts w:ascii="Arial" w:hAnsi="Arial" w:cs="Arial"/>
-                <w:color w:val="auto"/>
-                <w:sz w:val="24"/>
-                <w:szCs w:val="24"/>
-              </w:rPr>
-              <w:t>Evita texto técnico</w:t>
-            </w:r>
-          </w:p>
-        </w:tc>
-        <w:tc>
-          <w:tcPr>
-            <w:tcW w:w="0" w:type="auto"/>
-            <w:hideMark/>
-          </w:tcPr>
-          <w:p>
-            <w:pPr>
-              <w:spacing w:after="160" w:line="259" w:lineRule="auto"/>
-              <w:rPr>
-                <w:rFonts w:ascii="Arial" w:hAnsi="Arial" w:cs="Arial"/>
-                <w:color w:val="auto"/>
-                <w:sz w:val="24"/>
-                <w:szCs w:val="24"/>
-              </w:rPr>
-            </w:pPr>
-            <w:r>
-              <w:rPr>
-                <w:rFonts w:ascii="Arial" w:hAnsi="Arial" w:cs="Arial"/>
-                <w:color w:val="auto"/>
-                <w:sz w:val="24"/>
-                <w:szCs w:val="24"/>
-              </w:rPr>
-              <w:t>Uso de elementos visuales</w:t>
-            </w:r>
-          </w:p>
-        </w:tc>
-      </w:tr>
-    </w:tbl>
-    <w:p>
-      <w:pPr>
-        <w:rPr>
-          <w:rFonts w:ascii="Arial" w:hAnsi="Arial" w:cs="Arial"/>
-          <w:color w:val="auto"/>
-          <w:sz w:val="24"/>
-          <w:szCs w:val="24"/>
-        </w:rPr>
-      </w:pPr>
-    </w:p>
-    <w:p>
-      <w:pPr>
-        <w:rPr>
-          <w:rFonts w:ascii="Arial" w:hAnsi="Arial" w:cs="Arial"/>
-          <w:b/>
-          <w:bCs/>
-          <w:color w:val="auto"/>
-          <w:sz w:val="24"/>
-          <w:szCs w:val="24"/>
-        </w:rPr>
-      </w:pPr>
+      <w:proofErr w:type="spellEnd"/>
     </w:p>
     <w:p>
       <w:pPr>
@@ -22568,121 +22232,6 @@
     </w:p>
     <w:p>
       <w:pPr>
-        <w:rPr>
-          <w:rFonts w:ascii="Arial" w:hAnsi="Arial" w:cs="Arial"/>
-          <w:color w:val="auto"/>
-          <w:sz w:val="24"/>
-          <w:szCs w:val="24"/>
-        </w:rPr>
-      </w:pPr>
-      <w:r>
-        <w:rPr>
-          <w:rFonts w:ascii="Arial" w:hAnsi="Arial" w:cs="Arial"/>
-          <w:color w:val="auto"/>
-          <w:sz w:val="24"/>
-          <w:szCs w:val="24"/>
-        </w:rPr>
-        <w:t>Durante la validación se identificaron los siguientes aspectos a mejorar:</w:t>
-      </w:r>
-    </w:p>
-    <w:p>
-      <w:pPr>
-        <w:numPr>
-          <w:ilvl w:val="0"/>
-          <w:numId w:val="27"/>
-        </w:numPr>
-        <w:spacing w:before="0" w:after="160" w:line="259" w:lineRule="auto"/>
-        <w:rPr>
-          <w:rFonts w:ascii="Arial" w:hAnsi="Arial" w:cs="Arial"/>
-          <w:color w:val="auto"/>
-          <w:sz w:val="24"/>
-          <w:szCs w:val="24"/>
-        </w:rPr>
-      </w:pPr>
-      <w:r>
-        <w:rPr>
-          <w:rFonts w:ascii="Arial" w:hAnsi="Arial" w:cs="Arial"/>
-          <w:color w:val="auto"/>
-          <w:sz w:val="24"/>
-          <w:szCs w:val="24"/>
-        </w:rPr>
-        <w:t xml:space="preserve">Posible dificultad en la comprensión de términos botánicos complejos </w:t>
-      </w:r>
-    </w:p>
-    <w:p>
-      <w:pPr>
-        <w:numPr>
-          <w:ilvl w:val="0"/>
-          <w:numId w:val="27"/>
-        </w:numPr>
-        <w:spacing w:before="0" w:after="160" w:line="259" w:lineRule="auto"/>
-        <w:rPr>
-          <w:rFonts w:ascii="Arial" w:hAnsi="Arial" w:cs="Arial"/>
-          <w:color w:val="auto"/>
-          <w:sz w:val="24"/>
-          <w:szCs w:val="24"/>
-        </w:rPr>
-      </w:pPr>
-      <w:r>
-        <w:rPr>
-          <w:rFonts w:ascii="Arial" w:hAnsi="Arial" w:cs="Arial"/>
-          <w:color w:val="auto"/>
-          <w:sz w:val="24"/>
-          <w:szCs w:val="24"/>
-        </w:rPr>
-        <w:t xml:space="preserve">Dependencia de conexión a internet </w:t>
-      </w:r>
-    </w:p>
-    <w:p>
-      <w:pPr>
-        <w:numPr>
-          <w:ilvl w:val="0"/>
-          <w:numId w:val="27"/>
-        </w:numPr>
-        <w:spacing w:before="0" w:after="160" w:line="259" w:lineRule="auto"/>
-        <w:rPr>
-          <w:rFonts w:ascii="Arial" w:hAnsi="Arial" w:cs="Arial"/>
-          <w:color w:val="auto"/>
-          <w:sz w:val="24"/>
-          <w:szCs w:val="24"/>
-        </w:rPr>
-      </w:pPr>
-      <w:r>
-        <w:rPr>
-          <w:rFonts w:ascii="Arial" w:hAnsi="Arial" w:cs="Arial"/>
-          <w:color w:val="auto"/>
-          <w:sz w:val="24"/>
-          <w:szCs w:val="24"/>
-        </w:rPr>
-        <w:t xml:space="preserve">Necesidad de simplificar la información técnica </w:t>
-      </w:r>
-    </w:p>
-    <w:p>
-      <w:pPr>
-        <w:numPr>
-          <w:ilvl w:val="0"/>
-          <w:numId w:val="27"/>
-        </w:numPr>
-        <w:spacing w:before="0" w:after="160" w:line="259" w:lineRule="auto"/>
-        <w:rPr>
-          <w:rFonts w:ascii="Arial" w:hAnsi="Arial" w:cs="Arial"/>
-          <w:color w:val="auto"/>
-          <w:sz w:val="24"/>
-          <w:szCs w:val="24"/>
-        </w:rPr>
-      </w:pPr>
-      <w:r>
-        <w:rPr>
-          <w:rFonts w:ascii="Arial" w:hAnsi="Arial" w:cs="Arial"/>
-          <w:color w:val="auto"/>
-          <w:sz w:val="24"/>
-          <w:szCs w:val="24"/>
-        </w:rPr>
-        <w:t xml:space="preserve">Riesgo de sobrecarga visual si se presenta demasiada información </w:t>
-      </w:r>
-    </w:p>
-    <w:p>
-      <w:pPr>
         <w:pStyle w:val="Ttulo2"/>
       </w:pPr>
       <w:bookmarkStart w:id="41" w:name="_Toc226541717"/>
@@ -22693,89 +22242,6 @@
     </w:p>
     <w:p>
       <w:pPr>
-        <w:numPr>
-          <w:ilvl w:val="0"/>
-          <w:numId w:val="28"/>
-        </w:numPr>
-        <w:spacing w:before="0" w:after="160" w:line="259" w:lineRule="auto"/>
-        <w:rPr>
-          <w:rFonts w:ascii="Arial" w:hAnsi="Arial" w:cs="Arial"/>
-          <w:color w:val="auto"/>
-          <w:sz w:val="24"/>
-          <w:szCs w:val="24"/>
-        </w:rPr>
-      </w:pPr>
-      <w:r>
-        <w:rPr>
-          <w:rFonts w:ascii="Arial" w:hAnsi="Arial" w:cs="Arial"/>
-          <w:color w:val="auto"/>
-          <w:sz w:val="24"/>
-          <w:szCs w:val="24"/>
-        </w:rPr>
-        <w:t xml:space="preserve">100% considera útil la aplicación </w:t>
-      </w:r>
-    </w:p>
-    <w:p>
-      <w:pPr>
-        <w:numPr>
-          <w:ilvl w:val="0"/>
-          <w:numId w:val="28"/>
-        </w:numPr>
-        <w:spacing w:before="0" w:after="160" w:line="259" w:lineRule="auto"/>
-        <w:rPr>
-          <w:rFonts w:ascii="Arial" w:hAnsi="Arial" w:cs="Arial"/>
-          <w:color w:val="auto"/>
-          <w:sz w:val="24"/>
-          <w:szCs w:val="24"/>
-        </w:rPr>
-      </w:pPr>
-      <w:r>
-        <w:rPr>
-          <w:rFonts w:ascii="Arial" w:hAnsi="Arial" w:cs="Arial"/>
-          <w:color w:val="auto"/>
-          <w:sz w:val="24"/>
-          <w:szCs w:val="24"/>
-        </w:rPr>
-        <w:t xml:space="preserve">90% valora la galería fotográfica como principal herramienta </w:t>
-      </w:r>
-    </w:p>
-    <w:p>
-      <w:pPr>
-        <w:numPr>
-          <w:ilvl w:val="0"/>
-          <w:numId w:val="28"/>
-        </w:numPr>
-        <w:spacing w:before="0" w:after="160" w:line="259" w:lineRule="auto"/>
-        <w:rPr>
-          <w:rFonts w:ascii="Arial" w:hAnsi="Arial" w:cs="Arial"/>
-          <w:color w:val="auto"/>
-          <w:sz w:val="24"/>
-          <w:szCs w:val="24"/>
-        </w:rPr>
-      </w:pPr>
-      <w:r>
-        <w:rPr>
-          <w:rFonts w:ascii="Arial" w:hAnsi="Arial" w:cs="Arial"/>
-          <w:color w:val="auto"/>
-          <w:sz w:val="24"/>
-          <w:szCs w:val="24"/>
-        </w:rPr>
-        <w:t xml:space="preserve">80% utilizaría filtros morfológicos de forma frecuente </w:t>
-      </w:r>
-    </w:p>
-    <w:p>
-      <w:pPr>
-        <w:spacing w:before="0" w:after="160" w:line="259" w:lineRule="auto"/>
-        <w:rPr>
-          <w:rFonts w:ascii="Arial" w:hAnsi="Arial" w:cs="Arial"/>
-          <w:color w:val="auto"/>
-          <w:sz w:val="24"/>
-          <w:szCs w:val="24"/>
-        </w:rPr>
-      </w:pPr>
-    </w:p>
-    <w:p>
-      <w:pPr>
         <w:pStyle w:val="Ttulo2"/>
       </w:pPr>
       <w:bookmarkStart w:id="42" w:name="_Toc226541718"/>
@@ -22783,44 +22249,6 @@
         <w:t>9.6 Conclusión de la Validación</w:t>
       </w:r>
       <w:bookmarkEnd w:id="42"/>
-    </w:p>
-    <w:p>
-      <w:pPr>
-        <w:rPr>
-          <w:rFonts w:ascii="Arial" w:hAnsi="Arial" w:cs="Arial"/>
-          <w:color w:val="auto"/>
-          <w:sz w:val="24"/>
-          <w:szCs w:val="24"/>
-        </w:rPr>
-      </w:pPr>
-      <w:r>
-        <w:rPr>
-          <w:rFonts w:ascii="Arial" w:hAnsi="Arial" w:cs="Arial"/>
-          <w:color w:val="auto"/>
-          <w:sz w:val="24"/>
-          <w:szCs w:val="24"/>
-        </w:rPr>
-        <w:t>La validación confirma que el sistema propuesto es pertinente y responde a las necesidades del usuario. Asimismo, evidencia que el enfoque visual basado en imágenes, tarjetas e iconografía mejora significativamente la experiencia de uso.</w:t>
-      </w:r>
-    </w:p>
-    <w:p>
-      <w:pPr>
-        <w:rPr>
-          <w:rFonts w:ascii="Arial" w:hAnsi="Arial" w:cs="Arial"/>
-          <w:color w:val="auto"/>
-          <w:sz w:val="24"/>
-          <w:szCs w:val="24"/>
-        </w:rPr>
-      </w:pPr>
-      <w:r>
-        <w:rPr>
-          <w:rFonts w:ascii="Arial" w:hAnsi="Arial" w:cs="Arial"/>
-          <w:color w:val="auto"/>
-          <w:sz w:val="24"/>
-          <w:szCs w:val="24"/>
-        </w:rPr>
-        <w:t>Se concluye que el sistema debe priorizar la simplicidad, el contenido visual y la accesibilidad para garantizar su adopción.</w:t>
-      </w:r>
     </w:p>
     <w:p>
       <w:pPr>
@@ -25619,25 +25047,7 @@
                   <w:sz w:val="24"/>
                   <w:szCs w:val="24"/>
                 </w:rPr>
-                <w:t>https://gith</w:t>
-              </w:r>
-              <w:r>
-                <w:rPr>
-                  <w:rStyle w:val="Hipervnculo"/>
-                  <w:rFonts w:ascii="Arial" w:hAnsi="Arial" w:cs="Arial"/>
-                  <w:sz w:val="24"/>
-                  <w:szCs w:val="24"/>
-                </w:rPr>
-                <w:t>u</w:t>
-              </w:r>
-              <w:r>
-                <w:rPr>
-                  <w:rStyle w:val="Hipervnculo"/>
-                  <w:rFonts w:ascii="Arial" w:hAnsi="Arial" w:cs="Arial"/>
-                  <w:sz w:val="24"/>
-                  <w:szCs w:val="24"/>
-                </w:rPr>
-                <w:t>b.com/daniloalvarado/App-de-Taller-2</w:t>
+                <w:t>https://github.com/daniloalvarado/App-de-Taller-2</w:t>
               </w:r>
             </w:hyperlink>
             <w:r>
@@ -26350,7 +25760,7 @@
           <w:noProof/>
         </w:rPr>
         <w:drawing>
-          <wp:anchor distT="0" distB="0" distL="114300" distR="114300" simplePos="0" relativeHeight="251663360" behindDoc="0" locked="0" layoutInCell="1" allowOverlap="1" wp14:anchorId="0DA7FD38" wp14:editId="786239D3">
+          <wp:anchor distT="0" distB="0" distL="114300" distR="114300" simplePos="0" relativeHeight="251663360" behindDoc="0" locked="0" layoutInCell="1" allowOverlap="1" wp14:anchorId="0DA7FD38" wp14:editId="0E8A8631">
             <wp:simplePos x="0" y="0"/>
             <wp:positionH relativeFrom="margin">
               <wp:align>right</wp:align>
@@ -26641,7 +26051,7 @@
           <w:noProof/>
         </w:rPr>
         <w:drawing>
-          <wp:anchor distT="0" distB="0" distL="114300" distR="114300" simplePos="0" relativeHeight="251665408" behindDoc="0" locked="0" layoutInCell="1" allowOverlap="1" wp14:anchorId="3E3DEE4D" wp14:editId="57935829">
+          <wp:anchor distT="0" distB="0" distL="114300" distR="114300" simplePos="0" relativeHeight="251665408" behindDoc="0" locked="0" layoutInCell="1" allowOverlap="1" wp14:anchorId="3E3DEE4D" wp14:editId="61261F45">
             <wp:simplePos x="0" y="0"/>
             <wp:positionH relativeFrom="margin">
               <wp:align>center</wp:align>
@@ -26779,7 +26189,7 @@
           <w:noProof/>
         </w:rPr>
         <w:drawing>
-          <wp:inline distT="0" distB="0" distL="0" distR="0" wp14:anchorId="08D96F37" wp14:editId="05EFEA07">
+          <wp:inline distT="0" distB="0" distL="0" distR="0" wp14:anchorId="08D96F37" wp14:editId="7078B0DE">
             <wp:extent cx="1471456" cy="3068233"/>
             <wp:effectExtent l="0" t="0" r="0" b="0"/>
             <wp:docPr id="1872201633" name="Imagen 9"/>
@@ -26926,113 +26336,530 @@
         </w:rPr>
       </w:pPr>
     </w:p>
-    <w:tbl>
-      <w:tblPr>
-        <w:tblW w:w="9360" w:type="dxa"/>
-        <w:tblBorders>
-          <w:top w:val="single" w:sz="4" w:space="0" w:color="auto"/>
-          <w:left w:val="single" w:sz="4" w:space="0" w:color="auto"/>
-          <w:bottom w:val="single" w:sz="4" w:space="0" w:color="auto"/>
-          <w:right w:val="single" w:sz="4" w:space="0" w:color="auto"/>
-          <w:insideH w:val="single" w:sz="4" w:space="0" w:color="auto"/>
-          <w:insideV w:val="single" w:sz="4" w:space="0" w:color="auto"/>
-        </w:tblBorders>
-        <w:tblCellMar>
-          <w:left w:w="10" w:type="dxa"/>
-          <w:right w:w="10" w:type="dxa"/>
-        </w:tblCellMar>
-        <w:tblLook w:val="04A0" w:firstRow="1" w:lastRow="0" w:firstColumn="1" w:lastColumn="0" w:noHBand="0" w:noVBand="1"/>
-      </w:tblPr>
-      <w:tblGrid>
-        <w:gridCol w:w="9360"/>
-      </w:tblGrid>
-      <w:tr>
-        <w:tc>
-          <w:tcPr>
-            <w:tcW w:w="9360" w:type="dxa"/>
-            <w:shd w:val="clear" w:color="auto" w:fill="F5F5F5"/>
-            <w:tcMar>
-              <w:top w:w="200" w:type="dxa"/>
-              <w:left w:w="200" w:type="dxa"/>
-              <w:bottom w:w="200" w:type="dxa"/>
-              <w:right w:w="200" w:type="dxa"/>
-            </w:tcMar>
-          </w:tcPr>
-          <w:p>
-            <w:pPr>
-              <w:jc w:val="center"/>
-              <w:rPr>
-                <w:rFonts w:ascii="Arial" w:hAnsi="Arial" w:cs="Arial"/>
-                <w:sz w:val="24"/>
-                <w:szCs w:val="24"/>
-              </w:rPr>
-            </w:pPr>
-            <w:r>
-              <w:rPr>
-                <w:rFonts w:ascii="Arial" w:hAnsi="Arial" w:cs="Arial"/>
-                <w:i/>
-                <w:iCs/>
-                <w:color w:val="9E9E9E"/>
-                <w:sz w:val="24"/>
-                <w:szCs w:val="24"/>
-              </w:rPr>
-              <w:t xml:space="preserve">[ Documento o material adicional — Agregar </w:t>
-            </w:r>
-            <w:proofErr w:type="gramStart"/>
-            <w:r>
-              <w:rPr>
-                <w:rFonts w:ascii="Arial" w:hAnsi="Arial" w:cs="Arial"/>
-                <w:i/>
-                <w:iCs/>
-                <w:color w:val="9E9E9E"/>
-                <w:sz w:val="24"/>
-                <w:szCs w:val="24"/>
-              </w:rPr>
-              <w:t>aquí ]</w:t>
-            </w:r>
-            <w:proofErr w:type="gramEnd"/>
-          </w:p>
-          <w:p>
-            <w:pPr>
-              <w:jc w:val="center"/>
-              <w:rPr>
-                <w:rFonts w:ascii="Arial" w:hAnsi="Arial" w:cs="Arial"/>
-                <w:sz w:val="24"/>
-                <w:szCs w:val="24"/>
-              </w:rPr>
-            </w:pPr>
-            <w:r>
-              <w:rPr>
-                <w:rFonts w:ascii="Arial" w:hAnsi="Arial" w:cs="Arial"/>
-                <w:i/>
-                <w:iCs/>
-                <w:color w:val="BDBDBD"/>
-                <w:sz w:val="24"/>
-                <w:szCs w:val="24"/>
-              </w:rPr>
-              <w:t>(Por agregar)</w:t>
-            </w:r>
-          </w:p>
-        </w:tc>
-      </w:tr>
-    </w:tbl>
-    <w:p>
-      <w:pPr>
-        <w:rPr>
-          <w:rFonts w:ascii="Arial" w:hAnsi="Arial" w:cs="Arial"/>
-          <w:sz w:val="24"/>
-          <w:szCs w:val="24"/>
-        </w:rPr>
-      </w:pPr>
-    </w:p>
-    <w:p>
-      <w:pPr>
-        <w:rPr>
-          <w:rFonts w:ascii="Arial" w:hAnsi="Arial" w:cs="Arial"/>
+    <w:p>
+      <w:pPr>
+        <w:spacing w:before="80" w:after="80" w:line="280" w:lineRule="auto"/>
+        <w:jc w:val="both"/>
+        <w:rPr>
+          <w:rFonts w:ascii="Arial" w:hAnsi="Arial" w:cs="Arial"/>
+          <w:b/>
+          <w:bCs/>
+          <w:i/>
+          <w:iCs/>
+          <w:color w:val="212121"/>
+          <w:sz w:val="24"/>
+          <w:szCs w:val="24"/>
+        </w:rPr>
+      </w:pPr>
+      <w:r>
+        <w:rPr>
+          <w:rFonts w:ascii="Arial" w:hAnsi="Arial" w:cs="Arial"/>
+          <w:b/>
+          <w:bCs/>
+          <w:i/>
+          <w:iCs/>
+          <w:color w:val="212121"/>
+          <w:sz w:val="24"/>
+          <w:szCs w:val="24"/>
+        </w:rPr>
+        <w:t xml:space="preserve">                                               </w:t>
+      </w:r>
+      <w:r>
+        <w:rPr>
+          <w:rFonts w:ascii="Arial" w:hAnsi="Arial" w:cs="Arial"/>
+          <w:b/>
+          <w:bCs/>
+          <w:i/>
+          <w:iCs/>
+          <w:color w:val="212121"/>
+          <w:sz w:val="24"/>
+          <w:szCs w:val="24"/>
+        </w:rPr>
+        <w:t>Diagrama de Clase</w:t>
+      </w:r>
+    </w:p>
+    <w:p>
+      <w:pPr>
+        <w:spacing w:before="80" w:after="80" w:line="280" w:lineRule="auto"/>
+        <w:jc w:val="both"/>
+        <w:rPr>
+          <w:rFonts w:ascii="Arial" w:hAnsi="Arial" w:cs="Arial"/>
+          <w:b/>
+          <w:bCs/>
+          <w:i/>
+          <w:iCs/>
+          <w:color w:val="212121"/>
+          <w:sz w:val="24"/>
+          <w:szCs w:val="24"/>
+        </w:rPr>
+      </w:pPr>
+      <w:r>
+        <w:rPr>
+          <w:noProof/>
+        </w:rPr>
+        <w:drawing>
+          <wp:anchor distT="0" distB="0" distL="114300" distR="114300" simplePos="0" relativeHeight="251673600" behindDoc="0" locked="0" layoutInCell="1" allowOverlap="1" wp14:anchorId="2768CC77" wp14:editId="333EA1EB">
+            <wp:simplePos x="0" y="0"/>
+            <wp:positionH relativeFrom="column">
+              <wp:posOffset>1453515</wp:posOffset>
+            </wp:positionH>
+            <wp:positionV relativeFrom="paragraph">
+              <wp:posOffset>15875</wp:posOffset>
+            </wp:positionV>
+            <wp:extent cx="2406650" cy="4051300"/>
+            <wp:effectExtent l="0" t="0" r="0" b="6350"/>
+            <wp:wrapSquare wrapText="bothSides"/>
+            <wp:docPr id="1327318801" name="Imagen 4"/>
+            <wp:cNvGraphicFramePr>
+              <a:graphicFrameLocks xmlns:a="http://schemas.openxmlformats.org/drawingml/2006/main" noChangeAspect="1"/>
+            </wp:cNvGraphicFramePr>
+            <a:graphic xmlns:a="http://schemas.openxmlformats.org/drawingml/2006/main">
+              <a:graphicData uri="http://schemas.openxmlformats.org/drawingml/2006/picture">
+                <pic:pic xmlns:pic="http://schemas.openxmlformats.org/drawingml/2006/picture">
+                  <pic:nvPicPr>
+                    <pic:cNvPr id="0" name="Picture 1"/>
+                    <pic:cNvPicPr>
+                      <a:picLocks noChangeAspect="1" noChangeArrowheads="1"/>
+                    </pic:cNvPicPr>
+                  </pic:nvPicPr>
+                  <pic:blipFill>
+                    <a:blip r:embed="rId13">
+                      <a:extLst>
+                        <a:ext uri="{28A0092B-C50C-407E-A947-70E740481C1C}">
+                          <a14:useLocalDpi xmlns:a14="http://schemas.microsoft.com/office/drawing/2010/main" val="0"/>
+                        </a:ext>
+                      </a:extLst>
+                    </a:blip>
+                    <a:srcRect/>
+                    <a:stretch>
+                      <a:fillRect/>
+                    </a:stretch>
+                  </pic:blipFill>
+                  <pic:spPr bwMode="auto">
+                    <a:xfrm>
+                      <a:off x="0" y="0"/>
+                      <a:ext cx="2406650" cy="4051300"/>
+                    </a:xfrm>
+                    <a:prstGeom prst="rect">
+                      <a:avLst/>
+                    </a:prstGeom>
+                    <a:noFill/>
+                    <a:ln>
+                      <a:noFill/>
+                    </a:ln>
+                  </pic:spPr>
+                </pic:pic>
+              </a:graphicData>
+            </a:graphic>
+          </wp:anchor>
+        </w:drawing>
+      </w:r>
+    </w:p>
+    <w:p>
+      <w:pPr>
+        <w:spacing w:before="80" w:after="80" w:line="280" w:lineRule="auto"/>
+        <w:jc w:val="both"/>
+        <w:rPr>
+          <w:rFonts w:ascii="Arial" w:hAnsi="Arial" w:cs="Arial"/>
+          <w:b/>
+          <w:bCs/>
+          <w:i/>
+          <w:iCs/>
+          <w:color w:val="212121"/>
+          <w:sz w:val="24"/>
+          <w:szCs w:val="24"/>
+        </w:rPr>
+      </w:pPr>
+    </w:p>
+    <w:p>
+      <w:pPr>
+        <w:spacing w:before="80" w:after="80" w:line="280" w:lineRule="auto"/>
+        <w:jc w:val="both"/>
+        <w:rPr>
+          <w:rFonts w:ascii="Arial" w:hAnsi="Arial" w:cs="Arial"/>
+          <w:b/>
+          <w:bCs/>
+          <w:i/>
+          <w:iCs/>
+          <w:color w:val="212121"/>
+          <w:sz w:val="24"/>
+          <w:szCs w:val="24"/>
+        </w:rPr>
+      </w:pPr>
+    </w:p>
+    <w:p>
+      <w:pPr>
+        <w:spacing w:before="80" w:after="80" w:line="280" w:lineRule="auto"/>
+        <w:jc w:val="both"/>
+        <w:rPr>
+          <w:rFonts w:ascii="Arial" w:hAnsi="Arial" w:cs="Arial"/>
+          <w:b/>
+          <w:bCs/>
+          <w:i/>
+          <w:iCs/>
+          <w:color w:val="212121"/>
+          <w:sz w:val="24"/>
+          <w:szCs w:val="24"/>
+        </w:rPr>
+      </w:pPr>
+    </w:p>
+    <w:p>
+      <w:pPr>
+        <w:spacing w:before="80" w:after="80" w:line="280" w:lineRule="auto"/>
+        <w:jc w:val="both"/>
+        <w:rPr>
+          <w:rFonts w:ascii="Arial" w:hAnsi="Arial" w:cs="Arial"/>
+          <w:b/>
+          <w:bCs/>
+          <w:i/>
+          <w:iCs/>
+          <w:color w:val="212121"/>
+          <w:sz w:val="24"/>
+          <w:szCs w:val="24"/>
+        </w:rPr>
+      </w:pPr>
+    </w:p>
+    <w:p>
+      <w:pPr>
+        <w:spacing w:before="80" w:after="80" w:line="280" w:lineRule="auto"/>
+        <w:jc w:val="both"/>
+        <w:rPr>
+          <w:rFonts w:ascii="Arial" w:hAnsi="Arial" w:cs="Arial"/>
+          <w:b/>
+          <w:bCs/>
+          <w:i/>
+          <w:iCs/>
+          <w:color w:val="212121"/>
+          <w:sz w:val="24"/>
+          <w:szCs w:val="24"/>
+        </w:rPr>
+      </w:pPr>
+    </w:p>
+    <w:p>
+      <w:pPr>
+        <w:spacing w:before="80" w:after="80" w:line="280" w:lineRule="auto"/>
+        <w:jc w:val="both"/>
+        <w:rPr>
+          <w:rFonts w:ascii="Arial" w:hAnsi="Arial" w:cs="Arial"/>
+          <w:b/>
+          <w:bCs/>
+          <w:i/>
+          <w:iCs/>
+          <w:color w:val="212121"/>
+          <w:sz w:val="24"/>
+          <w:szCs w:val="24"/>
+        </w:rPr>
+      </w:pPr>
+    </w:p>
+    <w:p>
+      <w:pPr>
+        <w:spacing w:before="80" w:after="80" w:line="280" w:lineRule="auto"/>
+        <w:jc w:val="both"/>
+        <w:rPr>
+          <w:rFonts w:ascii="Arial" w:hAnsi="Arial" w:cs="Arial"/>
+          <w:b/>
+          <w:bCs/>
+          <w:i/>
+          <w:iCs/>
+          <w:color w:val="212121"/>
+          <w:sz w:val="24"/>
+          <w:szCs w:val="24"/>
+        </w:rPr>
+      </w:pPr>
+    </w:p>
+    <w:p>
+      <w:pPr>
+        <w:spacing w:before="80" w:after="80" w:line="280" w:lineRule="auto"/>
+        <w:jc w:val="both"/>
+        <w:rPr>
+          <w:rFonts w:ascii="Arial" w:hAnsi="Arial" w:cs="Arial"/>
+          <w:b/>
+          <w:bCs/>
+          <w:i/>
+          <w:iCs/>
+          <w:color w:val="212121"/>
+          <w:sz w:val="24"/>
+          <w:szCs w:val="24"/>
+        </w:rPr>
+      </w:pPr>
+    </w:p>
+    <w:p>
+      <w:pPr>
+        <w:spacing w:before="80" w:after="80" w:line="280" w:lineRule="auto"/>
+        <w:jc w:val="both"/>
+        <w:rPr>
+          <w:rFonts w:ascii="Arial" w:hAnsi="Arial" w:cs="Arial"/>
+          <w:b/>
+          <w:bCs/>
+          <w:i/>
+          <w:iCs/>
+          <w:color w:val="212121"/>
+          <w:sz w:val="24"/>
+          <w:szCs w:val="24"/>
+        </w:rPr>
+      </w:pPr>
+    </w:p>
+    <w:p>
+      <w:pPr>
+        <w:spacing w:before="80" w:after="80" w:line="280" w:lineRule="auto"/>
+        <w:jc w:val="both"/>
+        <w:rPr>
+          <w:rFonts w:ascii="Arial" w:hAnsi="Arial" w:cs="Arial"/>
+          <w:b/>
+          <w:bCs/>
+          <w:i/>
+          <w:iCs/>
+          <w:color w:val="212121"/>
+          <w:sz w:val="24"/>
+          <w:szCs w:val="24"/>
+        </w:rPr>
+      </w:pPr>
+    </w:p>
+    <w:p>
+      <w:pPr>
+        <w:spacing w:before="80" w:after="80" w:line="280" w:lineRule="auto"/>
+        <w:jc w:val="both"/>
+        <w:rPr>
+          <w:rFonts w:ascii="Arial" w:hAnsi="Arial" w:cs="Arial"/>
+          <w:b/>
+          <w:bCs/>
+          <w:i/>
+          <w:iCs/>
+          <w:color w:val="212121"/>
+          <w:sz w:val="24"/>
+          <w:szCs w:val="24"/>
+        </w:rPr>
+      </w:pPr>
+    </w:p>
+    <w:p>
+      <w:pPr>
+        <w:spacing w:before="80" w:after="80" w:line="280" w:lineRule="auto"/>
+        <w:jc w:val="both"/>
+        <w:rPr>
+          <w:rFonts w:ascii="Arial" w:hAnsi="Arial" w:cs="Arial"/>
+          <w:b/>
+          <w:bCs/>
+          <w:i/>
+          <w:iCs/>
+          <w:color w:val="212121"/>
+          <w:sz w:val="24"/>
+          <w:szCs w:val="24"/>
+        </w:rPr>
+      </w:pPr>
+    </w:p>
+    <w:p>
+      <w:pPr>
+        <w:spacing w:before="80" w:after="80" w:line="280" w:lineRule="auto"/>
+        <w:jc w:val="both"/>
+        <w:rPr>
+          <w:rFonts w:ascii="Arial" w:hAnsi="Arial" w:cs="Arial"/>
+          <w:b/>
+          <w:bCs/>
+          <w:i/>
+          <w:iCs/>
+          <w:color w:val="212121"/>
+          <w:sz w:val="24"/>
+          <w:szCs w:val="24"/>
+        </w:rPr>
+      </w:pPr>
+    </w:p>
+    <w:p>
+      <w:pPr>
+        <w:spacing w:before="80" w:after="80" w:line="280" w:lineRule="auto"/>
+        <w:jc w:val="both"/>
+        <w:rPr>
+          <w:rFonts w:ascii="Arial" w:hAnsi="Arial" w:cs="Arial"/>
+          <w:b/>
+          <w:bCs/>
+          <w:i/>
+          <w:iCs/>
+          <w:color w:val="212121"/>
+          <w:sz w:val="24"/>
+          <w:szCs w:val="24"/>
+        </w:rPr>
+      </w:pPr>
+    </w:p>
+    <w:p>
+      <w:pPr>
+        <w:spacing w:before="80" w:after="80" w:line="280" w:lineRule="auto"/>
+        <w:jc w:val="both"/>
+        <w:rPr>
+          <w:rFonts w:ascii="Arial" w:hAnsi="Arial" w:cs="Arial"/>
+          <w:b/>
+          <w:bCs/>
+          <w:i/>
+          <w:iCs/>
+          <w:color w:val="212121"/>
+          <w:sz w:val="24"/>
+          <w:szCs w:val="24"/>
+        </w:rPr>
+      </w:pPr>
+    </w:p>
+    <w:p>
+      <w:pPr>
+        <w:spacing w:before="80" w:after="80" w:line="280" w:lineRule="auto"/>
+        <w:jc w:val="both"/>
+        <w:rPr>
+          <w:rFonts w:ascii="Arial" w:hAnsi="Arial" w:cs="Arial"/>
+          <w:b/>
+          <w:bCs/>
+          <w:i/>
+          <w:iCs/>
+          <w:color w:val="212121"/>
+          <w:sz w:val="24"/>
+          <w:szCs w:val="24"/>
+        </w:rPr>
+      </w:pPr>
+    </w:p>
+    <w:p>
+      <w:pPr>
+        <w:spacing w:before="80" w:after="80" w:line="280" w:lineRule="auto"/>
+        <w:jc w:val="both"/>
+        <w:rPr>
+          <w:rFonts w:ascii="Arial" w:hAnsi="Arial" w:cs="Arial"/>
+          <w:b/>
+          <w:bCs/>
+          <w:i/>
+          <w:iCs/>
+          <w:color w:val="212121"/>
+          <w:sz w:val="24"/>
+          <w:szCs w:val="24"/>
+        </w:rPr>
+      </w:pPr>
+    </w:p>
+    <w:p>
+      <w:pPr>
+        <w:rPr>
+          <w:rFonts w:ascii="Arial" w:hAnsi="Arial" w:cs="Arial"/>
+          <w:b/>
+          <w:bCs/>
+          <w:i/>
+          <w:iCs/>
           <w:color w:val="auto"/>
           <w:sz w:val="24"/>
           <w:szCs w:val="24"/>
           <w:lang w:val="es-PE"/>
+        </w:rPr>
+      </w:pPr>
+      <w:r>
+        <w:rPr>
+          <w:noProof/>
+        </w:rPr>
+        <w:drawing>
+          <wp:anchor distT="0" distB="0" distL="114300" distR="114300" simplePos="0" relativeHeight="251672576" behindDoc="0" locked="0" layoutInCell="1" allowOverlap="1" wp14:anchorId="5F596EF1" wp14:editId="7B6C7DF2">
+            <wp:simplePos x="0" y="0"/>
+            <wp:positionH relativeFrom="margin">
+              <wp:posOffset>-535305</wp:posOffset>
+            </wp:positionH>
+            <wp:positionV relativeFrom="paragraph">
+              <wp:posOffset>358140</wp:posOffset>
+            </wp:positionV>
+            <wp:extent cx="6498590" cy="2184400"/>
+            <wp:effectExtent l="19050" t="19050" r="16510" b="25400"/>
+            <wp:wrapSquare wrapText="bothSides"/>
+            <wp:docPr id="668696763" name="Imagen 4"/>
+            <wp:cNvGraphicFramePr>
+              <a:graphicFrameLocks xmlns:a="http://schemas.openxmlformats.org/drawingml/2006/main" noChangeAspect="1"/>
+            </wp:cNvGraphicFramePr>
+            <a:graphic xmlns:a="http://schemas.openxmlformats.org/drawingml/2006/main">
+              <a:graphicData uri="http://schemas.openxmlformats.org/drawingml/2006/picture">
+                <pic:pic xmlns:pic="http://schemas.openxmlformats.org/drawingml/2006/picture">
+                  <pic:nvPicPr>
+                    <pic:cNvPr id="0" name="Picture 3"/>
+                    <pic:cNvPicPr>
+                      <a:picLocks noChangeAspect="1" noChangeArrowheads="1"/>
+                    </pic:cNvPicPr>
+                  </pic:nvPicPr>
+                  <pic:blipFill rotWithShape="1">
+                    <a:blip r:embed="rId14">
+                      <a:extLst>
+                        <a:ext uri="{28A0092B-C50C-407E-A947-70E740481C1C}">
+                          <a14:useLocalDpi xmlns:a14="http://schemas.microsoft.com/office/drawing/2010/main" val="0"/>
+                        </a:ext>
+                      </a:extLst>
+                    </a:blip>
+                    <a:srcRect b="18096"/>
+                    <a:stretch>
+                      <a:fillRect/>
+                    </a:stretch>
+                  </pic:blipFill>
+                  <pic:spPr bwMode="auto">
+                    <a:xfrm>
+                      <a:off x="0" y="0"/>
+                      <a:ext cx="6498590" cy="2184400"/>
+                    </a:xfrm>
+                    <a:prstGeom prst="rect">
+                      <a:avLst/>
+                    </a:prstGeom>
+                    <a:noFill/>
+                    <a:ln>
+                      <a:solidFill>
+                        <a:schemeClr val="accent6">
+                          <a:lumMod val="60000"/>
+                          <a:lumOff val="40000"/>
+                        </a:schemeClr>
+                      </a:solidFill>
+                    </a:ln>
+                    <a:extLst>
+                      <a:ext uri="{53640926-AAD7-44D8-BBD7-CCE9431645EC}">
+                        <a14:shadowObscured xmlns:a14="http://schemas.microsoft.com/office/drawing/2010/main"/>
+                      </a:ext>
+                    </a:extLst>
+                  </pic:spPr>
+                </pic:pic>
+              </a:graphicData>
+            </a:graphic>
+            <wp14:sizeRelH relativeFrom="margin">
+              <wp14:pctWidth>0</wp14:pctWidth>
+            </wp14:sizeRelH>
+            <wp14:sizeRelV relativeFrom="margin">
+              <wp14:pctHeight>0</wp14:pctHeight>
+            </wp14:sizeRelV>
+          </wp:anchor>
+        </w:drawing>
+      </w:r>
+      <w:r>
+        <w:rPr>
+          <w:rFonts w:ascii="Arial" w:hAnsi="Arial" w:cs="Arial"/>
+          <w:b/>
+          <w:bCs/>
+          <w:i/>
+          <w:iCs/>
+          <w:color w:val="auto"/>
+          <w:sz w:val="24"/>
+          <w:szCs w:val="24"/>
+          <w:lang w:val="es-PE"/>
+        </w:rPr>
+        <w:t>Diagrama de Secuencia</w:t>
+      </w:r>
+      <w:r>
+        <w:rPr>
+          <w:rFonts w:ascii="Arial" w:hAnsi="Arial" w:cs="Arial"/>
+          <w:b/>
+          <w:bCs/>
+          <w:i/>
+          <w:iCs/>
+          <w:color w:val="auto"/>
+          <w:sz w:val="24"/>
+          <w:szCs w:val="24"/>
+          <w:lang w:val="es-PE"/>
+        </w:rPr>
+        <w:t xml:space="preserve"> del Buscador</w:t>
+      </w:r>
+    </w:p>
+    <w:p>
+      <w:pPr>
+        <w:spacing w:before="80" w:after="80" w:line="280" w:lineRule="auto"/>
+        <w:jc w:val="both"/>
+        <w:rPr>
+          <w:rFonts w:ascii="Arial" w:hAnsi="Arial" w:cs="Arial"/>
+          <w:b/>
+          <w:bCs/>
+          <w:i/>
+          <w:iCs/>
+          <w:color w:val="212121"/>
+          <w:sz w:val="24"/>
+          <w:szCs w:val="24"/>
         </w:rPr>
       </w:pPr>
     </w:p>
@@ -27284,6 +27111,119 @@
     </w:lvl>
   </w:abstractNum>
   <w:abstractNum w:abstractNumId="2" w15:restartNumberingAfterBreak="0">
+    <w:nsid w:val="0BD223AF"/>
+    <w:multiLevelType w:val="hybridMultilevel"/>
+    <w:tmpl w:val="39EC7228"/>
+    <w:lvl w:ilvl="0" w:tplc="280A0001">
+      <w:start w:val="1"/>
+      <w:numFmt w:val="bullet"/>
+      <w:lvlText w:val=""/>
+      <w:lvlJc w:val="left"/>
+      <w:pPr>
+        <w:ind w:left="1080" w:hanging="360"/>
+      </w:pPr>
+      <w:rPr>
+        <w:rFonts w:ascii="Symbol" w:hAnsi="Symbol" w:hint="default"/>
+      </w:rPr>
+    </w:lvl>
+    <w:lvl w:ilvl="1" w:tplc="280A0003" w:tentative="1">
+      <w:start w:val="1"/>
+      <w:numFmt w:val="bullet"/>
+      <w:lvlText w:val="o"/>
+      <w:lvlJc w:val="left"/>
+      <w:pPr>
+        <w:ind w:left="1800" w:hanging="360"/>
+      </w:pPr>
+      <w:rPr>
+        <w:rFonts w:ascii="Courier New" w:hAnsi="Courier New" w:cs="Courier New" w:hint="default"/>
+      </w:rPr>
+    </w:lvl>
+    <w:lvl w:ilvl="2" w:tplc="280A0005" w:tentative="1">
+      <w:start w:val="1"/>
+      <w:numFmt w:val="bullet"/>
+      <w:lvlText w:val=""/>
+      <w:lvlJc w:val="left"/>
+      <w:pPr>
+        <w:ind w:left="2520" w:hanging="360"/>
+      </w:pPr>
+      <w:rPr>
+        <w:rFonts w:ascii="Wingdings" w:hAnsi="Wingdings" w:hint="default"/>
+      </w:rPr>
+    </w:lvl>
+    <w:lvl w:ilvl="3" w:tplc="280A0001" w:tentative="1">
+      <w:start w:val="1"/>
+      <w:numFmt w:val="bullet"/>
+      <w:lvlText w:val=""/>
+      <w:lvlJc w:val="left"/>
+      <w:pPr>
+        <w:ind w:left="3240" w:hanging="360"/>
+      </w:pPr>
+      <w:rPr>
+        <w:rFonts w:ascii="Symbol" w:hAnsi="Symbol" w:hint="default"/>
+      </w:rPr>
+    </w:lvl>
+    <w:lvl w:ilvl="4" w:tplc="280A0003" w:tentative="1">
+      <w:start w:val="1"/>
+      <w:numFmt w:val="bullet"/>
+      <w:lvlText w:val="o"/>
+      <w:lvlJc w:val="left"/>
+      <w:pPr>
+        <w:ind w:left="3960" w:hanging="360"/>
+      </w:pPr>
+      <w:rPr>
+        <w:rFonts w:ascii="Courier New" w:hAnsi="Courier New" w:cs="Courier New" w:hint="default"/>
+      </w:rPr>
+    </w:lvl>
+    <w:lvl w:ilvl="5" w:tplc="280A0005" w:tentative="1">
+      <w:start w:val="1"/>
+      <w:numFmt w:val="bullet"/>
+      <w:lvlText w:val=""/>
+      <w:lvlJc w:val="left"/>
+      <w:pPr>
+        <w:ind w:left="4680" w:hanging="360"/>
+      </w:pPr>
+      <w:rPr>
+        <w:rFonts w:ascii="Wingdings" w:hAnsi="Wingdings" w:hint="default"/>
+      </w:rPr>
+    </w:lvl>
+    <w:lvl w:ilvl="6" w:tplc="280A0001" w:tentative="1">
+      <w:start w:val="1"/>
+      <w:numFmt w:val="bullet"/>
+      <w:lvlText w:val=""/>
+      <w:lvlJc w:val="left"/>
+      <w:pPr>
+        <w:ind w:left="5400" w:hanging="360"/>
+      </w:pPr>
+      <w:rPr>
+        <w:rFonts w:ascii="Symbol" w:hAnsi="Symbol" w:hint="default"/>
+      </w:rPr>
+    </w:lvl>
+    <w:lvl w:ilvl="7" w:tplc="280A0003" w:tentative="1">
+      <w:start w:val="1"/>
+      <w:numFmt w:val="bullet"/>
+      <w:lvlText w:val="o"/>
+      <w:lvlJc w:val="left"/>
+      <w:pPr>
+        <w:ind w:left="6120" w:hanging="360"/>
+      </w:pPr>
+      <w:rPr>
+        <w:rFonts w:ascii="Courier New" w:hAnsi="Courier New" w:cs="Courier New" w:hint="default"/>
+      </w:rPr>
+    </w:lvl>
+    <w:lvl w:ilvl="8" w:tplc="280A0005" w:tentative="1">
+      <w:start w:val="1"/>
+      <w:numFmt w:val="bullet"/>
+      <w:lvlText w:val=""/>
+      <w:lvlJc w:val="left"/>
+      <w:pPr>
+        <w:ind w:left="6840" w:hanging="360"/>
+      </w:pPr>
+      <w:rPr>
+        <w:rFonts w:ascii="Wingdings" w:hAnsi="Wingdings" w:hint="default"/>
+      </w:rPr>
+    </w:lvl>
+  </w:abstractNum>
+  <w:abstractNum w:abstractNumId="3" w15:restartNumberingAfterBreak="0">
     <w:nsid w:val="0CDF7B1F"/>
     <w:multiLevelType w:val="multilevel"/>
     <w:tmpl w:val="6C16F18A"/>
@@ -27432,7 +27372,7 @@
       </w:rPr>
     </w:lvl>
   </w:abstractNum>
-  <w:abstractNum w:abstractNumId="3" w15:restartNumberingAfterBreak="0">
+  <w:abstractNum w:abstractNumId="4" w15:restartNumberingAfterBreak="0">
     <w:nsid w:val="106D4E44"/>
     <w:multiLevelType w:val="multilevel"/>
     <w:tmpl w:val="94DC3252"/>
@@ -27581,7 +27521,7 @@
       </w:rPr>
     </w:lvl>
   </w:abstractNum>
-  <w:abstractNum w:abstractNumId="4" w15:restartNumberingAfterBreak="0">
+  <w:abstractNum w:abstractNumId="5" w15:restartNumberingAfterBreak="0">
     <w:nsid w:val="12AF7509"/>
     <w:multiLevelType w:val="multilevel"/>
     <w:tmpl w:val="4F12ED9A"/>
@@ -27694,7 +27634,7 @@
       </w:rPr>
     </w:lvl>
   </w:abstractNum>
-  <w:abstractNum w:abstractNumId="5" w15:restartNumberingAfterBreak="0">
+  <w:abstractNum w:abstractNumId="6" w15:restartNumberingAfterBreak="0">
     <w:nsid w:val="162B11FE"/>
     <w:multiLevelType w:val="hybridMultilevel"/>
     <w:tmpl w:val="F30E1138"/>
@@ -27807,7 +27747,7 @@
       </w:rPr>
     </w:lvl>
   </w:abstractNum>
-  <w:abstractNum w:abstractNumId="6" w15:restartNumberingAfterBreak="0">
+  <w:abstractNum w:abstractNumId="7" w15:restartNumberingAfterBreak="0">
     <w:nsid w:val="1A6B33D0"/>
     <w:multiLevelType w:val="multilevel"/>
     <w:tmpl w:val="EAC66AD4"/>
@@ -27956,7 +27896,7 @@
       </w:rPr>
     </w:lvl>
   </w:abstractNum>
-  <w:abstractNum w:abstractNumId="7" w15:restartNumberingAfterBreak="0">
+  <w:abstractNum w:abstractNumId="8" w15:restartNumberingAfterBreak="0">
     <w:nsid w:val="1B09717A"/>
     <w:multiLevelType w:val="multilevel"/>
     <w:tmpl w:val="6DD01D78"/>
@@ -28105,7 +28045,7 @@
       </w:rPr>
     </w:lvl>
   </w:abstractNum>
-  <w:abstractNum w:abstractNumId="8" w15:restartNumberingAfterBreak="0">
+  <w:abstractNum w:abstractNumId="9" w15:restartNumberingAfterBreak="0">
     <w:nsid w:val="21FC738C"/>
     <w:multiLevelType w:val="multilevel"/>
     <w:tmpl w:val="28583E90"/>
@@ -28254,7 +28194,7 @@
       </w:rPr>
     </w:lvl>
   </w:abstractNum>
-  <w:abstractNum w:abstractNumId="9" w15:restartNumberingAfterBreak="0">
+  <w:abstractNum w:abstractNumId="10" w15:restartNumberingAfterBreak="0">
     <w:nsid w:val="22B3645A"/>
     <w:multiLevelType w:val="hybridMultilevel"/>
     <w:tmpl w:val="2DB4E232"/>
@@ -28367,7 +28307,7 @@
       </w:rPr>
     </w:lvl>
   </w:abstractNum>
-  <w:abstractNum w:abstractNumId="10" w15:restartNumberingAfterBreak="0">
+  <w:abstractNum w:abstractNumId="11" w15:restartNumberingAfterBreak="0">
     <w:nsid w:val="24E21A9D"/>
     <w:multiLevelType w:val="multilevel"/>
     <w:tmpl w:val="73F4DAB2"/>
@@ -28516,7 +28456,7 @@
       </w:rPr>
     </w:lvl>
   </w:abstractNum>
-  <w:abstractNum w:abstractNumId="11" w15:restartNumberingAfterBreak="0">
+  <w:abstractNum w:abstractNumId="12" w15:restartNumberingAfterBreak="0">
     <w:nsid w:val="27E4092E"/>
     <w:multiLevelType w:val="hybridMultilevel"/>
     <w:tmpl w:val="CF5472BC"/>
@@ -28602,7 +28542,7 @@
       </w:pPr>
     </w:lvl>
   </w:abstractNum>
-  <w:abstractNum w:abstractNumId="12" w15:restartNumberingAfterBreak="0">
+  <w:abstractNum w:abstractNumId="13" w15:restartNumberingAfterBreak="0">
     <w:nsid w:val="28446154"/>
     <w:multiLevelType w:val="hybridMultilevel"/>
     <w:tmpl w:val="4A5E6D4C"/>
@@ -28688,7 +28628,7 @@
       </w:pPr>
     </w:lvl>
   </w:abstractNum>
-  <w:abstractNum w:abstractNumId="13" w15:restartNumberingAfterBreak="0">
+  <w:abstractNum w:abstractNumId="14" w15:restartNumberingAfterBreak="0">
     <w:nsid w:val="29960D15"/>
     <w:multiLevelType w:val="multilevel"/>
     <w:tmpl w:val="26BECA76"/>
@@ -28837,7 +28777,7 @@
       </w:rPr>
     </w:lvl>
   </w:abstractNum>
-  <w:abstractNum w:abstractNumId="14" w15:restartNumberingAfterBreak="0">
+  <w:abstractNum w:abstractNumId="15" w15:restartNumberingAfterBreak="0">
     <w:nsid w:val="2A5C3928"/>
     <w:multiLevelType w:val="multilevel"/>
     <w:tmpl w:val="D74277D8"/>
@@ -28986,7 +28926,7 @@
       </w:rPr>
     </w:lvl>
   </w:abstractNum>
-  <w:abstractNum w:abstractNumId="15" w15:restartNumberingAfterBreak="0">
+  <w:abstractNum w:abstractNumId="16" w15:restartNumberingAfterBreak="0">
     <w:nsid w:val="2D5253D4"/>
     <w:multiLevelType w:val="multilevel"/>
     <w:tmpl w:val="719E336A"/>
@@ -29135,7 +29075,7 @@
       </w:rPr>
     </w:lvl>
   </w:abstractNum>
-  <w:abstractNum w:abstractNumId="16" w15:restartNumberingAfterBreak="0">
+  <w:abstractNum w:abstractNumId="17" w15:restartNumberingAfterBreak="0">
     <w:nsid w:val="30E8673E"/>
     <w:multiLevelType w:val="multilevel"/>
     <w:tmpl w:val="12025A0E"/>
@@ -29284,7 +29224,7 @@
       </w:rPr>
     </w:lvl>
   </w:abstractNum>
-  <w:abstractNum w:abstractNumId="17" w15:restartNumberingAfterBreak="0">
+  <w:abstractNum w:abstractNumId="18" w15:restartNumberingAfterBreak="0">
     <w:nsid w:val="30F612DA"/>
     <w:multiLevelType w:val="hybridMultilevel"/>
     <w:tmpl w:val="583C4B3C"/>
@@ -29373,7 +29313,7 @@
       </w:pPr>
     </w:lvl>
   </w:abstractNum>
-  <w:abstractNum w:abstractNumId="18" w15:restartNumberingAfterBreak="0">
+  <w:abstractNum w:abstractNumId="19" w15:restartNumberingAfterBreak="0">
     <w:nsid w:val="317F0012"/>
     <w:multiLevelType w:val="hybridMultilevel"/>
     <w:tmpl w:val="D494E26E"/>
@@ -29486,7 +29426,7 @@
       </w:rPr>
     </w:lvl>
   </w:abstractNum>
-  <w:abstractNum w:abstractNumId="19" w15:restartNumberingAfterBreak="0">
+  <w:abstractNum w:abstractNumId="20" w15:restartNumberingAfterBreak="0">
     <w:nsid w:val="36936DE8"/>
     <w:multiLevelType w:val="multilevel"/>
     <w:tmpl w:val="39A0FB78"/>
@@ -29599,7 +29539,7 @@
       </w:rPr>
     </w:lvl>
   </w:abstractNum>
-  <w:abstractNum w:abstractNumId="20" w15:restartNumberingAfterBreak="0">
+  <w:abstractNum w:abstractNumId="21" w15:restartNumberingAfterBreak="0">
     <w:nsid w:val="3712712C"/>
     <w:multiLevelType w:val="multilevel"/>
     <w:tmpl w:val="EAB858BE"/>
@@ -29748,7 +29688,7 @@
       </w:rPr>
     </w:lvl>
   </w:abstractNum>
-  <w:abstractNum w:abstractNumId="21" w15:restartNumberingAfterBreak="0">
+  <w:abstractNum w:abstractNumId="22" w15:restartNumberingAfterBreak="0">
     <w:nsid w:val="3AC13867"/>
     <w:multiLevelType w:val="multilevel"/>
     <w:tmpl w:val="079AF7D8"/>
@@ -29897,7 +29837,7 @@
       </w:rPr>
     </w:lvl>
   </w:abstractNum>
-  <w:abstractNum w:abstractNumId="22" w15:restartNumberingAfterBreak="0">
+  <w:abstractNum w:abstractNumId="23" w15:restartNumberingAfterBreak="0">
     <w:nsid w:val="3F5F58F2"/>
     <w:multiLevelType w:val="multilevel"/>
     <w:tmpl w:val="1C2C1446"/>
@@ -30046,7 +29986,7 @@
       </w:rPr>
     </w:lvl>
   </w:abstractNum>
-  <w:abstractNum w:abstractNumId="23" w15:restartNumberingAfterBreak="0">
+  <w:abstractNum w:abstractNumId="24" w15:restartNumberingAfterBreak="0">
     <w:nsid w:val="49045E28"/>
     <w:multiLevelType w:val="hybridMultilevel"/>
     <w:tmpl w:val="F692E182"/>
@@ -30159,7 +30099,7 @@
       </w:rPr>
     </w:lvl>
   </w:abstractNum>
-  <w:abstractNum w:abstractNumId="24" w15:restartNumberingAfterBreak="0">
+  <w:abstractNum w:abstractNumId="25" w15:restartNumberingAfterBreak="0">
     <w:nsid w:val="4B067A0E"/>
     <w:multiLevelType w:val="multilevel"/>
     <w:tmpl w:val="6644D2BC"/>
@@ -30308,7 +30248,7 @@
       </w:rPr>
     </w:lvl>
   </w:abstractNum>
-  <w:abstractNum w:abstractNumId="25" w15:restartNumberingAfterBreak="0">
+  <w:abstractNum w:abstractNumId="26" w15:restartNumberingAfterBreak="0">
     <w:nsid w:val="5566600F"/>
     <w:multiLevelType w:val="hybridMultilevel"/>
     <w:tmpl w:val="2DA6A052"/>
@@ -30397,7 +30337,7 @@
       </w:pPr>
     </w:lvl>
   </w:abstractNum>
-  <w:abstractNum w:abstractNumId="26" w15:restartNumberingAfterBreak="0">
+  <w:abstractNum w:abstractNumId="27" w15:restartNumberingAfterBreak="0">
     <w:nsid w:val="586D2677"/>
     <w:multiLevelType w:val="multilevel"/>
     <w:tmpl w:val="C6C651DE"/>
@@ -30510,7 +30450,7 @@
       </w:rPr>
     </w:lvl>
   </w:abstractNum>
-  <w:abstractNum w:abstractNumId="27" w15:restartNumberingAfterBreak="0">
+  <w:abstractNum w:abstractNumId="28" w15:restartNumberingAfterBreak="0">
     <w:nsid w:val="58D34C6B"/>
     <w:multiLevelType w:val="hybridMultilevel"/>
     <w:tmpl w:val="A3C6869E"/>
@@ -30623,7 +30563,7 @@
       </w:rPr>
     </w:lvl>
   </w:abstractNum>
-  <w:abstractNum w:abstractNumId="28" w15:restartNumberingAfterBreak="0">
+  <w:abstractNum w:abstractNumId="29" w15:restartNumberingAfterBreak="0">
     <w:nsid w:val="59B7082C"/>
     <w:multiLevelType w:val="multilevel"/>
     <w:tmpl w:val="7082B5FC"/>
@@ -30772,7 +30712,7 @@
       </w:rPr>
     </w:lvl>
   </w:abstractNum>
-  <w:abstractNum w:abstractNumId="29" w15:restartNumberingAfterBreak="0">
+  <w:abstractNum w:abstractNumId="30" w15:restartNumberingAfterBreak="0">
     <w:nsid w:val="5BA75F79"/>
     <w:multiLevelType w:val="multilevel"/>
     <w:tmpl w:val="C7164886"/>
@@ -30893,7 +30833,7 @@
       </w:rPr>
     </w:lvl>
   </w:abstractNum>
-  <w:abstractNum w:abstractNumId="30" w15:restartNumberingAfterBreak="0">
+  <w:abstractNum w:abstractNumId="31" w15:restartNumberingAfterBreak="0">
     <w:nsid w:val="5E110D34"/>
     <w:multiLevelType w:val="hybridMultilevel"/>
     <w:tmpl w:val="47E0C53C"/>
@@ -31006,7 +30946,7 @@
       </w:rPr>
     </w:lvl>
   </w:abstractNum>
-  <w:abstractNum w:abstractNumId="31" w15:restartNumberingAfterBreak="0">
+  <w:abstractNum w:abstractNumId="32" w15:restartNumberingAfterBreak="0">
     <w:nsid w:val="5FE36493"/>
     <w:multiLevelType w:val="multilevel"/>
     <w:tmpl w:val="2C423CE4"/>
@@ -31155,7 +31095,7 @@
       </w:rPr>
     </w:lvl>
   </w:abstractNum>
-  <w:abstractNum w:abstractNumId="32" w15:restartNumberingAfterBreak="0">
+  <w:abstractNum w:abstractNumId="33" w15:restartNumberingAfterBreak="0">
     <w:nsid w:val="61263D2F"/>
     <w:multiLevelType w:val="multilevel"/>
     <w:tmpl w:val="D8D023D8"/>
@@ -31304,7 +31244,7 @@
       </w:rPr>
     </w:lvl>
   </w:abstractNum>
-  <w:abstractNum w:abstractNumId="33" w15:restartNumberingAfterBreak="0">
+  <w:abstractNum w:abstractNumId="34" w15:restartNumberingAfterBreak="0">
     <w:nsid w:val="666E4956"/>
     <w:multiLevelType w:val="hybridMultilevel"/>
     <w:tmpl w:val="7F3815F0"/>
@@ -31393,7 +31333,7 @@
       </w:pPr>
     </w:lvl>
   </w:abstractNum>
-  <w:abstractNum w:abstractNumId="34" w15:restartNumberingAfterBreak="0">
+  <w:abstractNum w:abstractNumId="35" w15:restartNumberingAfterBreak="0">
     <w:nsid w:val="677424F3"/>
     <w:multiLevelType w:val="multilevel"/>
     <w:tmpl w:val="79808A8C"/>
@@ -31506,7 +31446,7 @@
       </w:rPr>
     </w:lvl>
   </w:abstractNum>
-  <w:abstractNum w:abstractNumId="35" w15:restartNumberingAfterBreak="0">
+  <w:abstractNum w:abstractNumId="36" w15:restartNumberingAfterBreak="0">
     <w:nsid w:val="6E5757AC"/>
     <w:multiLevelType w:val="multilevel"/>
     <w:tmpl w:val="71AAF4B6"/>
@@ -31655,7 +31595,7 @@
       </w:rPr>
     </w:lvl>
   </w:abstractNum>
-  <w:abstractNum w:abstractNumId="36" w15:restartNumberingAfterBreak="0">
+  <w:abstractNum w:abstractNumId="37" w15:restartNumberingAfterBreak="0">
     <w:nsid w:val="6EC012FB"/>
     <w:multiLevelType w:val="hybridMultilevel"/>
     <w:tmpl w:val="9F6C9E4E"/>
@@ -31741,7 +31681,7 @@
       </w:pPr>
     </w:lvl>
   </w:abstractNum>
-  <w:abstractNum w:abstractNumId="37" w15:restartNumberingAfterBreak="0">
+  <w:abstractNum w:abstractNumId="38" w15:restartNumberingAfterBreak="0">
     <w:nsid w:val="7DB30AD8"/>
     <w:multiLevelType w:val="multilevel"/>
     <w:tmpl w:val="4C023BBC"/>
@@ -31890,7 +31830,7 @@
       </w:rPr>
     </w:lvl>
   </w:abstractNum>
-  <w:abstractNum w:abstractNumId="38" w15:restartNumberingAfterBreak="0">
+  <w:abstractNum w:abstractNumId="39" w15:restartNumberingAfterBreak="0">
     <w:nsid w:val="7EC103BA"/>
     <w:multiLevelType w:val="multilevel"/>
     <w:tmpl w:val="275EBF96"/>
@@ -32004,121 +31944,124 @@
     </w:lvl>
   </w:abstractNum>
   <w:num w:numId="1" w16cid:durableId="2081903190">
-    <w:abstractNumId w:val="29"/>
+    <w:abstractNumId w:val="30"/>
   </w:num>
   <w:num w:numId="2" w16cid:durableId="645014949">
     <w:abstractNumId w:val="1"/>
   </w:num>
   <w:num w:numId="3" w16cid:durableId="1583027075">
-    <w:abstractNumId w:val="2"/>
+    <w:abstractNumId w:val="3"/>
   </w:num>
   <w:num w:numId="4" w16cid:durableId="1400975809">
-    <w:abstractNumId w:val="13"/>
+    <w:abstractNumId w:val="14"/>
   </w:num>
   <w:num w:numId="5" w16cid:durableId="70467875">
-    <w:abstractNumId w:val="28"/>
+    <w:abstractNumId w:val="29"/>
   </w:num>
   <w:num w:numId="6" w16cid:durableId="1285621172">
-    <w:abstractNumId w:val="10"/>
+    <w:abstractNumId w:val="11"/>
   </w:num>
   <w:num w:numId="7" w16cid:durableId="1695229279">
-    <w:abstractNumId w:val="30"/>
+    <w:abstractNumId w:val="31"/>
   </w:num>
   <w:num w:numId="8" w16cid:durableId="330840995">
-    <w:abstractNumId w:val="9"/>
+    <w:abstractNumId w:val="10"/>
   </w:num>
   <w:num w:numId="9" w16cid:durableId="1231892359">
     <w:abstractNumId w:val="0"/>
   </w:num>
   <w:num w:numId="10" w16cid:durableId="236138779">
+    <w:abstractNumId w:val="13"/>
+  </w:num>
+  <w:num w:numId="11" w16cid:durableId="1723021202">
     <w:abstractNumId w:val="12"/>
   </w:num>
-  <w:num w:numId="11" w16cid:durableId="1723021202">
-    <w:abstractNumId w:val="11"/>
+  <w:num w:numId="12" w16cid:durableId="1859584542">
+    <w:abstractNumId w:val="37"/>
   </w:num>
-  <w:num w:numId="12" w16cid:durableId="1859584542">
+  <w:num w:numId="13" w16cid:durableId="1575508516">
+    <w:abstractNumId w:val="26"/>
+  </w:num>
+  <w:num w:numId="14" w16cid:durableId="1448699369">
+    <w:abstractNumId w:val="34"/>
+  </w:num>
+  <w:num w:numId="15" w16cid:durableId="1088113966">
+    <w:abstractNumId w:val="6"/>
+  </w:num>
+  <w:num w:numId="16" w16cid:durableId="462581265">
+    <w:abstractNumId w:val="24"/>
+  </w:num>
+  <w:num w:numId="17" w16cid:durableId="1913155202">
+    <w:abstractNumId w:val="19"/>
+  </w:num>
+  <w:num w:numId="18" w16cid:durableId="1667829073">
+    <w:abstractNumId w:val="4"/>
+  </w:num>
+  <w:num w:numId="19" w16cid:durableId="2008243717">
+    <w:abstractNumId w:val="38"/>
+  </w:num>
+  <w:num w:numId="20" w16cid:durableId="1682006796">
+    <w:abstractNumId w:val="16"/>
+  </w:num>
+  <w:num w:numId="21" w16cid:durableId="83230828">
+    <w:abstractNumId w:val="8"/>
+  </w:num>
+  <w:num w:numId="22" w16cid:durableId="431359694">
+    <w:abstractNumId w:val="25"/>
+  </w:num>
+  <w:num w:numId="23" w16cid:durableId="11883002">
+    <w:abstractNumId w:val="23"/>
+  </w:num>
+  <w:num w:numId="24" w16cid:durableId="1415275675">
+    <w:abstractNumId w:val="22"/>
+  </w:num>
+  <w:num w:numId="25" w16cid:durableId="1121877825">
+    <w:abstractNumId w:val="33"/>
+  </w:num>
+  <w:num w:numId="26" w16cid:durableId="346060252">
+    <w:abstractNumId w:val="17"/>
+  </w:num>
+  <w:num w:numId="27" w16cid:durableId="1171332765">
+    <w:abstractNumId w:val="9"/>
+  </w:num>
+  <w:num w:numId="28" w16cid:durableId="1715039156">
+    <w:abstractNumId w:val="21"/>
+  </w:num>
+  <w:num w:numId="29" w16cid:durableId="1931959717">
+    <w:abstractNumId w:val="7"/>
+  </w:num>
+  <w:num w:numId="30" w16cid:durableId="630283352">
+    <w:abstractNumId w:val="32"/>
+  </w:num>
+  <w:num w:numId="31" w16cid:durableId="1488278190">
     <w:abstractNumId w:val="36"/>
   </w:num>
-  <w:num w:numId="13" w16cid:durableId="1575508516">
-    <w:abstractNumId w:val="25"/>
+  <w:num w:numId="32" w16cid:durableId="388309788">
+    <w:abstractNumId w:val="15"/>
   </w:num>
-  <w:num w:numId="14" w16cid:durableId="1448699369">
-    <w:abstractNumId w:val="33"/>
+  <w:num w:numId="33" w16cid:durableId="1205017548">
+    <w:abstractNumId w:val="28"/>
   </w:num>
-  <w:num w:numId="15" w16cid:durableId="1088113966">
+  <w:num w:numId="34" w16cid:durableId="1958024581">
+    <w:abstractNumId w:val="18"/>
+  </w:num>
+  <w:num w:numId="35" w16cid:durableId="1057122517">
+    <w:abstractNumId w:val="35"/>
+  </w:num>
+  <w:num w:numId="36" w16cid:durableId="1232621740">
+    <w:abstractNumId w:val="39"/>
+  </w:num>
+  <w:num w:numId="37" w16cid:durableId="1779596229">
     <w:abstractNumId w:val="5"/>
   </w:num>
-  <w:num w:numId="16" w16cid:durableId="462581265">
-    <w:abstractNumId w:val="23"/>
+  <w:num w:numId="38" w16cid:durableId="576938297">
+    <w:abstractNumId w:val="27"/>
   </w:num>
-  <w:num w:numId="17" w16cid:durableId="1913155202">
-    <w:abstractNumId w:val="18"/>
-  </w:num>
-  <w:num w:numId="18" w16cid:durableId="1667829073">
-    <w:abstractNumId w:val="3"/>
-  </w:num>
-  <w:num w:numId="19" w16cid:durableId="2008243717">
-    <w:abstractNumId w:val="37"/>
-  </w:num>
-  <w:num w:numId="20" w16cid:durableId="1682006796">
-    <w:abstractNumId w:val="15"/>
-  </w:num>
-  <w:num w:numId="21" w16cid:durableId="83230828">
-    <w:abstractNumId w:val="7"/>
-  </w:num>
-  <w:num w:numId="22" w16cid:durableId="431359694">
-    <w:abstractNumId w:val="24"/>
-  </w:num>
-  <w:num w:numId="23" w16cid:durableId="11883002">
-    <w:abstractNumId w:val="22"/>
-  </w:num>
-  <w:num w:numId="24" w16cid:durableId="1415275675">
-    <w:abstractNumId w:val="21"/>
-  </w:num>
-  <w:num w:numId="25" w16cid:durableId="1121877825">
-    <w:abstractNumId w:val="32"/>
-  </w:num>
-  <w:num w:numId="26" w16cid:durableId="346060252">
-    <w:abstractNumId w:val="16"/>
-  </w:num>
-  <w:num w:numId="27" w16cid:durableId="1171332765">
-    <w:abstractNumId w:val="8"/>
-  </w:num>
-  <w:num w:numId="28" w16cid:durableId="1715039156">
+  <w:num w:numId="39" w16cid:durableId="1884365144">
     <w:abstractNumId w:val="20"/>
   </w:num>
-  <w:num w:numId="29" w16cid:durableId="1931959717">
-    <w:abstractNumId w:val="6"/>
-  </w:num>
-  <w:num w:numId="30" w16cid:durableId="630283352">
-    <w:abstractNumId w:val="31"/>
-  </w:num>
-  <w:num w:numId="31" w16cid:durableId="1488278190">
-    <w:abstractNumId w:val="35"/>
-  </w:num>
-  <w:num w:numId="32" w16cid:durableId="388309788">
-    <w:abstractNumId w:val="14"/>
-  </w:num>
-  <w:num w:numId="33" w16cid:durableId="1205017548">
-    <w:abstractNumId w:val="27"/>
-  </w:num>
-  <w:num w:numId="34" w16cid:durableId="1958024581">
-    <w:abstractNumId w:val="17"/>
-  </w:num>
-  <w:num w:numId="35" w16cid:durableId="1057122517">
-    <w:abstractNumId w:val="34"/>
-  </w:num>
-  <w:num w:numId="36" w16cid:durableId="1232621740">
-    <w:abstractNumId w:val="38"/>
-  </w:num>
-  <w:num w:numId="37" w16cid:durableId="1779596229">
-    <w:abstractNumId w:val="4"/>
-  </w:num>
-  <w:num w:numId="38" w16cid:durableId="576938297">
-    <w:abstractNumId w:val="26"/>
-  </w:num>
-  <w:num w:numId="39" w16cid:durableId="1884365144">
-    <w:abstractNumId w:val="19"/>
+  <w:num w:numId="40" w16cid:durableId="1975670346">
+    <w:abstractNumId w:val="2"/>
   </w:num>
 </w:numbering>
 </file>
